--- a/public/docs/Search_Modes_Compendium_V50.docx
+++ b/public/docs/Search_Modes_Compendium_V50.docx
@@ -429,7 +429,7 @@
                 <w:sz w:val="22"/>
                 <w:szCs w:val="22"/>
               </w:rPr>
-              <w:t xml:space="preserve">Live’s phases 1–3 followed by chunked map-reduce: every matched AIO is classified by a per-chunk LLM with strict JSON output, then merged in-Python. Guarantees full coverage.</w:t>
+              <w:t xml:space="preserve">Live's phases 1–3 followed by chunked map-reduce: every matched AIO is classified by a per-chunk LLM with strict JSON output, then merged in-Python. Guarantees full coverage.</w:t>
             </w:r>
           </w:p>
         </w:tc>
@@ -461,7 +461,7 @@
                 <w:sz w:val="22"/>
                 <w:szCs w:val="22"/>
               </w:rPr>
-              <w:t xml:space="preserve">Enumeration queries (“list all”, “how many”). When V4.6 Live returned a suspiciously short list.</w:t>
+              <w:t xml:space="preserve">Enumeration queries ("list all", "how many"). When V4.6 Live returned a suspiciously short list.</w:t>
             </w:r>
           </w:p>
         </w:tc>
@@ -796,7 +796,7 @@
         <w:spacing w:after="120"/>
       </w:pPr>
       <w:r>
-        <w:t xml:space="preserve">Two retrieval-time policies push down filters before the LLM sees the bundle: parse_filters (numeric/date predicates like “over $10M”, “after 2020”) and parse_exclusions (“not X”, “except Y”). The LLM is told to re-apply the filter in case the candidate set still includes lexical-match-but-numeric-fail rows.</w:t>
+        <w:t xml:space="preserve">Two retrieval-time policies push down filters before the LLM sees the bundle: parse_filters (numeric/date predicates like "over $10M", "after 2020") and parse_exclusions ("not X", "except Y"). The LLM is told to re-apply the filter in case the candidate set still includes lexical-match-but-numeric-fail rows.</w:t>
       </w:r>
     </w:p>
     <w:p>
@@ -871,7 +871,7 @@
         <w:spacing w:after="120"/>
       </w:pPr>
       <w:r>
-        <w:t xml:space="preserve">Demo failure: 6 Division-08 cost codes in the corpus, Live returned 4. Operator can’t tell from the response that 2 are missing.</w:t>
+        <w:t xml:space="preserve">Demo failure: 6 Division-08 cost codes in the corpus, Live returned 4. Operator can't tell from the response that 2 are missing.</w:t>
       </w:r>
     </w:p>
     <w:p>
@@ -926,9 +926,7 @@
         <w:spacing w:after="60"/>
       </w:pPr>
       <w:r>
-        <w:t xml:space="preserve">Each chunk → one Anthropic call with strict JSON schema:
-  { matches: [{aio_name, similarity, why_match}], failures: [...] }
-Validated by pydantic; one retry-once on parse failure</w:t>
+        <w:t xml:space="preserve">Each chunk → one Anthropic call with strict JSON schema: { matches: [{aio_name, similarity, why_match}], failures: [...] }. Validated by pydantic; one retry-once on parse failure</w:t>
       </w:r>
     </w:p>
     <w:p>
@@ -1326,7 +1324,7 @@
           <w:sz w:val="32"/>
           <w:szCs w:val="32"/>
         </w:rPr>
-        <w:t xml:space="preserve">6. Mode-selection decision tree</w:t>
+        <w:t xml:space="preserve">6. Search efficiency — which mode is most efficient?</w:t>
       </w:r>
     </w:p>
     <w:p>
@@ -1334,7 +1332,643 @@
         <w:spacing w:after="120"/>
       </w:pPr>
       <w:r>
-        <w:t xml:space="preserve">Start at the top; first matching question wins:</w:t>
+        <w:t xml:space="preserve">"Efficient" splits five ways across the V5.0 modes. Pick by metric:</w:t>
+      </w:r>
+    </w:p>
+    <w:tbl>
+      <w:tblPr>
+        <w:tblW w:type="dxa" w:w="9360"/>
+        <w:tblBorders>
+          <w:top w:val="single" w:color="auto" w:sz="4"/>
+          <w:left w:val="single" w:color="auto" w:sz="4"/>
+          <w:bottom w:val="single" w:color="auto" w:sz="4"/>
+          <w:right w:val="single" w:color="auto" w:sz="4"/>
+          <w:insideH w:val="single" w:color="auto" w:sz="4"/>
+          <w:insideV w:val="single" w:color="auto" w:sz="4"/>
+        </w:tblBorders>
+      </w:tblPr>
+      <w:tblGrid>
+        <w:gridCol w:w="2640"/>
+        <w:gridCol w:w="2160"/>
+        <w:gridCol w:w="4560"/>
+      </w:tblGrid>
+      <w:tr>
+        <w:tc>
+          <w:tcPr>
+            <w:tcW w:type="dxa" w:w="2640"/>
+            <w:tcBorders>
+              <w:top w:val="single" w:color="CCCCCC" w:sz="1"/>
+              <w:left w:val="single" w:color="CCCCCC" w:sz="1"/>
+              <w:bottom w:val="single" w:color="CCCCCC" w:sz="1"/>
+              <w:right w:val="single" w:color="CCCCCC" w:sz="1"/>
+            </w:tcBorders>
+            <w:shd w:fill="0F3460" w:val="clear"/>
+            <w:tcMar>
+              <w:top w:type="dxa" w:w="80"/>
+              <w:left w:type="dxa" w:w="120"/>
+              <w:bottom w:type="dxa" w:w="80"/>
+              <w:right w:type="dxa" w:w="120"/>
+            </w:tcMar>
+          </w:tcPr>
+          <w:p>
+            <w:pPr>
+              <w:jc w:val="left"/>
+            </w:pPr>
+            <w:r>
+              <w:rPr>
+                <w:rFonts w:ascii="Arial" w:cs="Arial" w:eastAsia="Arial" w:hAnsi="Arial"/>
+                <w:b/>
+                <w:bCs/>
+                <w:color w:val="FFFFFF"/>
+                <w:sz w:val="22"/>
+                <w:szCs w:val="22"/>
+              </w:rPr>
+              <w:t xml:space="preserve">Metric</w:t>
+            </w:r>
+          </w:p>
+        </w:tc>
+        <w:tc>
+          <w:tcPr>
+            <w:tcW w:type="dxa" w:w="2160"/>
+            <w:tcBorders>
+              <w:top w:val="single" w:color="CCCCCC" w:sz="1"/>
+              <w:left w:val="single" w:color="CCCCCC" w:sz="1"/>
+              <w:bottom w:val="single" w:color="CCCCCC" w:sz="1"/>
+              <w:right w:val="single" w:color="CCCCCC" w:sz="1"/>
+            </w:tcBorders>
+            <w:shd w:fill="0F3460" w:val="clear"/>
+            <w:tcMar>
+              <w:top w:type="dxa" w:w="80"/>
+              <w:left w:type="dxa" w:w="120"/>
+              <w:bottom w:type="dxa" w:w="80"/>
+              <w:right w:type="dxa" w:w="120"/>
+            </w:tcMar>
+          </w:tcPr>
+          <w:p>
+            <w:pPr>
+              <w:jc w:val="left"/>
+            </w:pPr>
+            <w:r>
+              <w:rPr>
+                <w:rFonts w:ascii="Arial" w:cs="Arial" w:eastAsia="Arial" w:hAnsi="Arial"/>
+                <w:b/>
+                <w:bCs/>
+                <w:color w:val="FFFFFF"/>
+                <w:sz w:val="22"/>
+                <w:szCs w:val="22"/>
+              </w:rPr>
+              <w:t xml:space="preserve">Best mode</w:t>
+            </w:r>
+          </w:p>
+        </w:tc>
+        <w:tc>
+          <w:tcPr>
+            <w:tcW w:type="dxa" w:w="4560"/>
+            <w:tcBorders>
+              <w:top w:val="single" w:color="CCCCCC" w:sz="1"/>
+              <w:left w:val="single" w:color="CCCCCC" w:sz="1"/>
+              <w:bottom w:val="single" w:color="CCCCCC" w:sz="1"/>
+              <w:right w:val="single" w:color="CCCCCC" w:sz="1"/>
+            </w:tcBorders>
+            <w:shd w:fill="0F3460" w:val="clear"/>
+            <w:tcMar>
+              <w:top w:type="dxa" w:w="80"/>
+              <w:left w:type="dxa" w:w="120"/>
+              <w:bottom w:type="dxa" w:w="80"/>
+              <w:right w:type="dxa" w:w="120"/>
+            </w:tcMar>
+          </w:tcPr>
+          <w:p>
+            <w:pPr>
+              <w:jc w:val="left"/>
+            </w:pPr>
+            <w:r>
+              <w:rPr>
+                <w:rFonts w:ascii="Arial" w:cs="Arial" w:eastAsia="Arial" w:hAnsi="Arial"/>
+                <w:b/>
+                <w:bCs/>
+                <w:color w:val="FFFFFF"/>
+                <w:sz w:val="22"/>
+                <w:szCs w:val="22"/>
+              </w:rPr>
+              <w:t xml:space="preserve">Why</w:t>
+            </w:r>
+          </w:p>
+        </w:tc>
+      </w:tr>
+      <w:tr>
+        <w:tc>
+          <w:tcPr>
+            <w:tcW w:type="dxa" w:w="2640"/>
+            <w:tcBorders>
+              <w:top w:val="single" w:color="CCCCCC" w:sz="1"/>
+              <w:left w:val="single" w:color="CCCCCC" w:sz="1"/>
+              <w:bottom w:val="single" w:color="CCCCCC" w:sz="1"/>
+              <w:right w:val="single" w:color="CCCCCC" w:sz="1"/>
+            </w:tcBorders>
+            <w:tcMar>
+              <w:top w:type="dxa" w:w="80"/>
+              <w:left w:type="dxa" w:w="120"/>
+              <w:bottom w:type="dxa" w:w="80"/>
+              <w:right w:type="dxa" w:w="120"/>
+            </w:tcMar>
+          </w:tcPr>
+          <w:p>
+            <w:pPr>
+              <w:jc w:val="left"/>
+            </w:pPr>
+            <w:r>
+              <w:rPr>
+                <w:rFonts w:ascii="Arial" w:cs="Arial" w:eastAsia="Arial" w:hAnsi="Arial"/>
+                <w:b w:val="false"/>
+                <w:bCs w:val="false"/>
+                <w:sz w:val="22"/>
+                <w:szCs w:val="22"/>
+              </w:rPr>
+              <w:t xml:space="preserve">Latency on REPEAT queries</w:t>
+            </w:r>
+          </w:p>
+        </w:tc>
+        <w:tc>
+          <w:tcPr>
+            <w:tcW w:type="dxa" w:w="2160"/>
+            <w:tcBorders>
+              <w:top w:val="single" w:color="CCCCCC" w:sz="1"/>
+              <w:left w:val="single" w:color="CCCCCC" w:sz="1"/>
+              <w:bottom w:val="single" w:color="CCCCCC" w:sz="1"/>
+              <w:right w:val="single" w:color="CCCCCC" w:sz="1"/>
+            </w:tcBorders>
+            <w:tcMar>
+              <w:top w:type="dxa" w:w="80"/>
+              <w:left w:type="dxa" w:w="120"/>
+              <w:bottom w:type="dxa" w:w="80"/>
+              <w:right w:type="dxa" w:w="120"/>
+            </w:tcMar>
+          </w:tcPr>
+          <w:p>
+            <w:pPr>
+              <w:jc w:val="left"/>
+            </w:pPr>
+            <w:r>
+              <w:rPr>
+                <w:rFonts w:ascii="Arial" w:cs="Arial" w:eastAsia="Arial" w:hAnsi="Arial"/>
+                <w:b w:val="false"/>
+                <w:bCs w:val="false"/>
+                <w:sz w:val="22"/>
+                <w:szCs w:val="22"/>
+              </w:rPr>
+              <w:t xml:space="preserve">Recall</w:t>
+            </w:r>
+          </w:p>
+        </w:tc>
+        <w:tc>
+          <w:tcPr>
+            <w:tcW w:type="dxa" w:w="4560"/>
+            <w:tcBorders>
+              <w:top w:val="single" w:color="CCCCCC" w:sz="1"/>
+              <w:left w:val="single" w:color="CCCCCC" w:sz="1"/>
+              <w:bottom w:val="single" w:color="CCCCCC" w:sz="1"/>
+              <w:right w:val="single" w:color="CCCCCC" w:sz="1"/>
+            </w:tcBorders>
+            <w:tcMar>
+              <w:top w:type="dxa" w:w="80"/>
+              <w:left w:type="dxa" w:w="120"/>
+              <w:bottom w:type="dxa" w:w="80"/>
+              <w:right w:type="dxa" w:w="120"/>
+            </w:tcMar>
+          </w:tcPr>
+          <w:p>
+            <w:pPr>
+              <w:jc w:val="left"/>
+            </w:pPr>
+            <w:r>
+              <w:rPr>
+                <w:rFonts w:ascii="Arial" w:cs="Arial" w:eastAsia="Arial" w:hAnsi="Arial"/>
+                <w:b w:val="false"/>
+                <w:bCs w:val="false"/>
+                <w:sz w:val="22"/>
+                <w:szCs w:val="22"/>
+              </w:rPr>
+              <w:t xml:space="preserve">MRO short-circuit at trust ≥ 0.85 returns cached answer with 0 tokens, ~50ms. No LLM call at all.</w:t>
+            </w:r>
+          </w:p>
+        </w:tc>
+      </w:tr>
+      <w:tr>
+        <w:tc>
+          <w:tcPr>
+            <w:tcW w:type="dxa" w:w="2640"/>
+            <w:tcBorders>
+              <w:top w:val="single" w:color="CCCCCC" w:sz="1"/>
+              <w:left w:val="single" w:color="CCCCCC" w:sz="1"/>
+              <w:bottom w:val="single" w:color="CCCCCC" w:sz="1"/>
+              <w:right w:val="single" w:color="CCCCCC" w:sz="1"/>
+            </w:tcBorders>
+            <w:tcMar>
+              <w:top w:type="dxa" w:w="80"/>
+              <w:left w:type="dxa" w:w="120"/>
+              <w:bottom w:type="dxa" w:w="80"/>
+              <w:right w:type="dxa" w:w="120"/>
+            </w:tcMar>
+          </w:tcPr>
+          <w:p>
+            <w:pPr>
+              <w:jc w:val="left"/>
+            </w:pPr>
+            <w:r>
+              <w:rPr>
+                <w:rFonts w:ascii="Arial" w:cs="Arial" w:eastAsia="Arial" w:hAnsi="Arial"/>
+                <w:b w:val="false"/>
+                <w:bCs w:val="false"/>
+                <w:sz w:val="22"/>
+                <w:szCs w:val="22"/>
+              </w:rPr>
+              <w:t xml:space="preserve">Latency on FRESH single-fact lookups</w:t>
+            </w:r>
+          </w:p>
+        </w:tc>
+        <w:tc>
+          <w:tcPr>
+            <w:tcW w:type="dxa" w:w="2160"/>
+            <w:tcBorders>
+              <w:top w:val="single" w:color="CCCCCC" w:sz="1"/>
+              <w:left w:val="single" w:color="CCCCCC" w:sz="1"/>
+              <w:bottom w:val="single" w:color="CCCCCC" w:sz="1"/>
+              <w:right w:val="single" w:color="CCCCCC" w:sz="1"/>
+            </w:tcBorders>
+            <w:tcMar>
+              <w:top w:type="dxa" w:w="80"/>
+              <w:left w:type="dxa" w:w="120"/>
+              <w:bottom w:type="dxa" w:w="80"/>
+              <w:right w:type="dxa" w:w="120"/>
+            </w:tcMar>
+          </w:tcPr>
+          <w:p>
+            <w:pPr>
+              <w:jc w:val="left"/>
+            </w:pPr>
+            <w:r>
+              <w:rPr>
+                <w:rFonts w:ascii="Arial" w:cs="Arial" w:eastAsia="Arial" w:hAnsi="Arial"/>
+                <w:b w:val="false"/>
+                <w:bCs w:val="false"/>
+                <w:sz w:val="22"/>
+                <w:szCs w:val="22"/>
+              </w:rPr>
+              <w:t xml:space="preserve">Live</w:t>
+            </w:r>
+          </w:p>
+        </w:tc>
+        <w:tc>
+          <w:tcPr>
+            <w:tcW w:type="dxa" w:w="4560"/>
+            <w:tcBorders>
+              <w:top w:val="single" w:color="CCCCCC" w:sz="1"/>
+              <w:left w:val="single" w:color="CCCCCC" w:sz="1"/>
+              <w:bottom w:val="single" w:color="CCCCCC" w:sz="1"/>
+              <w:right w:val="single" w:color="CCCCCC" w:sz="1"/>
+            </w:tcBorders>
+            <w:tcMar>
+              <w:top w:type="dxa" w:w="80"/>
+              <w:left w:type="dxa" w:w="120"/>
+              <w:bottom w:type="dxa" w:w="80"/>
+              <w:right w:type="dxa" w:w="120"/>
+            </w:tcMar>
+          </w:tcPr>
+          <w:p>
+            <w:pPr>
+              <w:jc w:val="left"/>
+            </w:pPr>
+            <w:r>
+              <w:rPr>
+                <w:rFonts w:ascii="Arial" w:cs="Arial" w:eastAsia="Arial" w:hAnsi="Arial"/>
+                <w:b w:val="false"/>
+                <w:bCs w:val="false"/>
+                <w:sz w:val="22"/>
+                <w:szCs w:val="22"/>
+              </w:rPr>
+              <w:t xml:space="preserve">One LLM call after indexed HSL/AIO retrieval. ~2–4s, bounded token cost via adaptive_aio_cap (200–2000 records).</w:t>
+            </w:r>
+          </w:p>
+        </w:tc>
+      </w:tr>
+      <w:tr>
+        <w:tc>
+          <w:tcPr>
+            <w:tcW w:type="dxa" w:w="2640"/>
+            <w:tcBorders>
+              <w:top w:val="single" w:color="CCCCCC" w:sz="1"/>
+              <w:left w:val="single" w:color="CCCCCC" w:sz="1"/>
+              <w:bottom w:val="single" w:color="CCCCCC" w:sz="1"/>
+              <w:right w:val="single" w:color="CCCCCC" w:sz="1"/>
+            </w:tcBorders>
+            <w:tcMar>
+              <w:top w:type="dxa" w:w="80"/>
+              <w:left w:type="dxa" w:w="120"/>
+              <w:bottom w:type="dxa" w:w="80"/>
+              <w:right w:type="dxa" w:w="120"/>
+            </w:tcMar>
+          </w:tcPr>
+          <w:p>
+            <w:pPr>
+              <w:jc w:val="left"/>
+            </w:pPr>
+            <w:r>
+              <w:rPr>
+                <w:rFonts w:ascii="Arial" w:cs="Arial" w:eastAsia="Arial" w:hAnsi="Arial"/>
+                <w:b w:val="false"/>
+                <w:bCs w:val="false"/>
+                <w:sz w:val="22"/>
+                <w:szCs w:val="22"/>
+              </w:rPr>
+              <w:t xml:space="preserve">Tokens per correct answer (long-run)</w:t>
+            </w:r>
+          </w:p>
+        </w:tc>
+        <w:tc>
+          <w:tcPr>
+            <w:tcW w:type="dxa" w:w="2160"/>
+            <w:tcBorders>
+              <w:top w:val="single" w:color="CCCCCC" w:sz="1"/>
+              <w:left w:val="single" w:color="CCCCCC" w:sz="1"/>
+              <w:bottom w:val="single" w:color="CCCCCC" w:sz="1"/>
+              <w:right w:val="single" w:color="CCCCCC" w:sz="1"/>
+            </w:tcBorders>
+            <w:tcMar>
+              <w:top w:type="dxa" w:w="80"/>
+              <w:left w:type="dxa" w:w="120"/>
+              <w:bottom w:type="dxa" w:w="80"/>
+              <w:right w:type="dxa" w:w="120"/>
+            </w:tcMar>
+          </w:tcPr>
+          <w:p>
+            <w:pPr>
+              <w:jc w:val="left"/>
+            </w:pPr>
+            <w:r>
+              <w:rPr>
+                <w:rFonts w:ascii="Arial" w:cs="Arial" w:eastAsia="Arial" w:hAnsi="Arial"/>
+                <w:b w:val="false"/>
+                <w:bCs w:val="false"/>
+                <w:sz w:val="22"/>
+                <w:szCs w:val="22"/>
+              </w:rPr>
+              <w:t xml:space="preserve">Recall</w:t>
+            </w:r>
+          </w:p>
+        </w:tc>
+        <w:tc>
+          <w:tcPr>
+            <w:tcW w:type="dxa" w:w="4560"/>
+            <w:tcBorders>
+              <w:top w:val="single" w:color="CCCCCC" w:sz="1"/>
+              <w:left w:val="single" w:color="CCCCCC" w:sz="1"/>
+              <w:bottom w:val="single" w:color="CCCCCC" w:sz="1"/>
+              <w:right w:val="single" w:color="CCCCCC" w:sz="1"/>
+            </w:tcBorders>
+            <w:tcMar>
+              <w:top w:type="dxa" w:w="80"/>
+              <w:left w:type="dxa" w:w="120"/>
+              <w:bottom w:type="dxa" w:w="80"/>
+              <w:right w:type="dxa" w:w="120"/>
+            </w:tcMar>
+          </w:tcPr>
+          <w:p>
+            <w:pPr>
+              <w:jc w:val="left"/>
+            </w:pPr>
+            <w:r>
+              <w:rPr>
+                <w:rFonts w:ascii="Arial" w:cs="Arial" w:eastAsia="Arial" w:hAnsi="Arial"/>
+                <w:b w:val="false"/>
+                <w:bCs w:val="false"/>
+                <w:sz w:val="22"/>
+                <w:szCs w:val="22"/>
+              </w:rPr>
+              <w:t xml:space="preserve">Amortizes synthesis cost across every re-ask. The longer it runs, the cheaper the average query.</w:t>
+            </w:r>
+          </w:p>
+        </w:tc>
+      </w:tr>
+      <w:tr>
+        <w:tc>
+          <w:tcPr>
+            <w:tcW w:type="dxa" w:w="2640"/>
+            <w:tcBorders>
+              <w:top w:val="single" w:color="CCCCCC" w:sz="1"/>
+              <w:left w:val="single" w:color="CCCCCC" w:sz="1"/>
+              <w:bottom w:val="single" w:color="CCCCCC" w:sz="1"/>
+              <w:right w:val="single" w:color="CCCCCC" w:sz="1"/>
+            </w:tcBorders>
+            <w:tcMar>
+              <w:top w:type="dxa" w:w="80"/>
+              <w:left w:type="dxa" w:w="120"/>
+              <w:bottom w:type="dxa" w:w="80"/>
+              <w:right w:type="dxa" w:w="120"/>
+            </w:tcMar>
+          </w:tcPr>
+          <w:p>
+            <w:pPr>
+              <w:jc w:val="left"/>
+            </w:pPr>
+            <w:r>
+              <w:rPr>
+                <w:rFonts w:ascii="Arial" w:cs="Arial" w:eastAsia="Arial" w:hAnsi="Arial"/>
+                <w:b w:val="false"/>
+                <w:bCs w:val="false"/>
+                <w:sz w:val="22"/>
+                <w:szCs w:val="22"/>
+              </w:rPr>
+              <w:t xml:space="preserve">Completeness on enumerations</w:t>
+            </w:r>
+          </w:p>
+        </w:tc>
+        <w:tc>
+          <w:tcPr>
+            <w:tcW w:type="dxa" w:w="2160"/>
+            <w:tcBorders>
+              <w:top w:val="single" w:color="CCCCCC" w:sz="1"/>
+              <w:left w:val="single" w:color="CCCCCC" w:sz="1"/>
+              <w:bottom w:val="single" w:color="CCCCCC" w:sz="1"/>
+              <w:right w:val="single" w:color="CCCCCC" w:sz="1"/>
+            </w:tcBorders>
+            <w:tcMar>
+              <w:top w:type="dxa" w:w="80"/>
+              <w:left w:type="dxa" w:w="120"/>
+              <w:bottom w:type="dxa" w:w="80"/>
+              <w:right w:type="dxa" w:w="120"/>
+            </w:tcMar>
+          </w:tcPr>
+          <w:p>
+            <w:pPr>
+              <w:jc w:val="left"/>
+            </w:pPr>
+            <w:r>
+              <w:rPr>
+                <w:rFonts w:ascii="Arial" w:cs="Arial" w:eastAsia="Arial" w:hAnsi="Arial"/>
+                <w:b w:val="false"/>
+                <w:bCs w:val="false"/>
+                <w:sz w:val="22"/>
+                <w:szCs w:val="22"/>
+              </w:rPr>
+              <w:t xml:space="preserve">Exhaustive Live</w:t>
+            </w:r>
+          </w:p>
+        </w:tc>
+        <w:tc>
+          <w:tcPr>
+            <w:tcW w:type="dxa" w:w="4560"/>
+            <w:tcBorders>
+              <w:top w:val="single" w:color="CCCCCC" w:sz="1"/>
+              <w:left w:val="single" w:color="CCCCCC" w:sz="1"/>
+              <w:bottom w:val="single" w:color="CCCCCC" w:sz="1"/>
+              <w:right w:val="single" w:color="CCCCCC" w:sz="1"/>
+            </w:tcBorders>
+            <w:tcMar>
+              <w:top w:type="dxa" w:w="80"/>
+              <w:left w:type="dxa" w:w="120"/>
+              <w:bottom w:type="dxa" w:w="80"/>
+              <w:right w:type="dxa" w:w="120"/>
+            </w:tcMar>
+          </w:tcPr>
+          <w:p>
+            <w:pPr>
+              <w:jc w:val="left"/>
+            </w:pPr>
+            <w:r>
+              <w:rPr>
+                <w:rFonts w:ascii="Arial" w:cs="Arial" w:eastAsia="Arial" w:hAnsi="Arial"/>
+                <w:b w:val="false"/>
+                <w:bCs w:val="false"/>
+                <w:sz w:val="22"/>
+                <w:szCs w:val="22"/>
+              </w:rPr>
+              <w:t xml:space="preserve">Only mode that guarantees every matching AIO reaches the LLM. Costs ~N × Live tokens (N = ceil(matched_aios / chunk_size)).</w:t>
+            </w:r>
+          </w:p>
+        </w:tc>
+      </w:tr>
+      <w:tr>
+        <w:tc>
+          <w:tcPr>
+            <w:tcW w:type="dxa" w:w="2640"/>
+            <w:tcBorders>
+              <w:top w:val="single" w:color="CCCCCC" w:sz="1"/>
+              <w:left w:val="single" w:color="CCCCCC" w:sz="1"/>
+              <w:bottom w:val="single" w:color="CCCCCC" w:sz="1"/>
+              <w:right w:val="single" w:color="CCCCCC" w:sz="1"/>
+            </w:tcBorders>
+            <w:tcMar>
+              <w:top w:type="dxa" w:w="80"/>
+              <w:left w:type="dxa" w:w="120"/>
+              <w:bottom w:type="dxa" w:w="80"/>
+              <w:right w:type="dxa" w:w="120"/>
+            </w:tcMar>
+          </w:tcPr>
+          <w:p>
+            <w:pPr>
+              <w:jc w:val="left"/>
+            </w:pPr>
+            <w:r>
+              <w:rPr>
+                <w:rFonts w:ascii="Arial" w:cs="Arial" w:eastAsia="Arial" w:hAnsi="Arial"/>
+                <w:b w:val="false"/>
+                <w:bCs w:val="false"/>
+                <w:sz w:val="22"/>
+                <w:szCs w:val="22"/>
+              </w:rPr>
+              <w:t xml:space="preserve">No-substrate baseline</w:t>
+            </w:r>
+          </w:p>
+        </w:tc>
+        <w:tc>
+          <w:tcPr>
+            <w:tcW w:type="dxa" w:w="2160"/>
+            <w:tcBorders>
+              <w:top w:val="single" w:color="CCCCCC" w:sz="1"/>
+              <w:left w:val="single" w:color="CCCCCC" w:sz="1"/>
+              <w:bottom w:val="single" w:color="CCCCCC" w:sz="1"/>
+              <w:right w:val="single" w:color="CCCCCC" w:sz="1"/>
+            </w:tcBorders>
+            <w:tcMar>
+              <w:top w:type="dxa" w:w="80"/>
+              <w:left w:type="dxa" w:w="120"/>
+              <w:bottom w:type="dxa" w:w="80"/>
+              <w:right w:type="dxa" w:w="120"/>
+            </w:tcMar>
+          </w:tcPr>
+          <w:p>
+            <w:pPr>
+              <w:jc w:val="left"/>
+            </w:pPr>
+            <w:r>
+              <w:rPr>
+                <w:rFonts w:ascii="Arial" w:cs="Arial" w:eastAsia="Arial" w:hAnsi="Arial"/>
+                <w:b w:val="false"/>
+                <w:bCs w:val="false"/>
+                <w:sz w:val="22"/>
+                <w:szCs w:val="22"/>
+              </w:rPr>
+              <w:t xml:space="preserve">Raw / Broad</w:t>
+            </w:r>
+          </w:p>
+        </w:tc>
+        <w:tc>
+          <w:tcPr>
+            <w:tcW w:type="dxa" w:w="4560"/>
+            <w:tcBorders>
+              <w:top w:val="single" w:color="CCCCCC" w:sz="1"/>
+              <w:left w:val="single" w:color="CCCCCC" w:sz="1"/>
+              <w:bottom w:val="single" w:color="CCCCCC" w:sz="1"/>
+              <w:right w:val="single" w:color="CCCCCC" w:sz="1"/>
+            </w:tcBorders>
+            <w:tcMar>
+              <w:top w:type="dxa" w:w="80"/>
+              <w:left w:type="dxa" w:w="120"/>
+              <w:bottom w:type="dxa" w:w="80"/>
+              <w:right w:type="dxa" w:w="120"/>
+            </w:tcMar>
+          </w:tcPr>
+          <w:p>
+            <w:pPr>
+              <w:jc w:val="left"/>
+            </w:pPr>
+            <w:r>
+              <w:rPr>
+                <w:rFonts w:ascii="Arial" w:cs="Arial" w:eastAsia="Arial" w:hAnsi="Arial"/>
+                <w:b w:val="false"/>
+                <w:bCs w:val="false"/>
+                <w:sz w:val="22"/>
+                <w:szCs w:val="22"/>
+              </w:rPr>
+              <w:t xml:space="preserve">Don't use these for production answers — they exist for benchmarking what the AIO substrate buys.</w:t>
+            </w:r>
+          </w:p>
+        </w:tc>
+      </w:tr>
+    </w:tbl>
+    <w:p>
+      <w:pPr>
+        <w:pStyle w:val="Heading2"/>
+        <w:spacing w:after="120" w:before="240"/>
+      </w:pPr>
+      <w:r>
+        <w:rPr>
+          <w:rFonts w:ascii="Arial" w:cs="Arial" w:eastAsia="Arial" w:hAnsi="Arial"/>
+          <w:b/>
+          <w:bCs/>
+          <w:sz w:val="28"/>
+          <w:szCs w:val="28"/>
+        </w:rPr>
+        <w:t xml:space="preserve">6.1 Default rule</w:t>
+      </w:r>
+    </w:p>
+    <w:p>
+      <w:pPr>
+        <w:spacing w:after="120"/>
+      </w:pPr>
+      <w:r>
+        <w:t xml:space="preserve">Use Recall. It's the Enter-key default in ChatAIO for a reason:</w:t>
       </w:r>
     </w:p>
     <w:p>
@@ -1347,7 +1981,7 @@
         <w:spacing w:after="60"/>
       </w:pPr>
       <w:r>
-        <w:t xml:space="preserve">Is this an enumeration (“list all”, “how many”, “every”)? → Exhaustive Live.</w:t>
+        <w:t xml:space="preserve">Repeat queries cost zero tokens (MRO cache hit)</w:t>
       </w:r>
     </w:p>
     <w:p>
@@ -1360,7 +1994,7 @@
         <w:spacing w:after="60"/>
       </w:pPr>
       <w:r>
-        <w:t xml:space="preserve">Have you asked this before, or is recurrence likely? → Recall.</w:t>
+        <w:t xml:space="preserve">Fresh queries fall through to the same substrate path Live uses, just memory-augmented</w:t>
       </w:r>
     </w:p>
     <w:p>
@@ -1373,7 +2007,7 @@
         <w:spacing w:after="60"/>
       </w:pPr>
       <w:r>
-        <w:t xml:space="preserve">One-shot single fact, no memory needed? → Live.</w:t>
+        <w:t xml:space="preserve">Each answer persists as a new MRO, so the system gets strictly more efficient over time</w:t>
       </w:r>
     </w:p>
     <w:p>
@@ -1386,7 +2020,23 @@
         <w:spacing w:after="60"/>
       </w:pPr>
       <w:r>
-        <w:t xml:space="preserve">Smoke-testing or demoing the substrate? → Broad.</w:t>
+        <w:t xml:space="preserve">Force fresh / Thorough toggles let you bypass the cache when you need to</w:t>
+      </w:r>
+    </w:p>
+    <w:p>
+      <w:pPr>
+        <w:pStyle w:val="Heading2"/>
+        <w:spacing w:after="120" w:before="240"/>
+      </w:pPr>
+      <w:r>
+        <w:rPr>
+          <w:rFonts w:ascii="Arial" w:cs="Arial" w:eastAsia="Arial" w:hAnsi="Arial"/>
+          <w:b/>
+          <w:bCs/>
+          <w:sz w:val="28"/>
+          <w:szCs w:val="28"/>
+        </w:rPr>
+        <w:t xml:space="preserve">6.2 When to switch off Recall</w:t>
       </w:r>
     </w:p>
     <w:p>
@@ -1399,9 +2049,1215 @@
         <w:spacing w:after="60"/>
       </w:pPr>
       <w:r>
-        <w:t xml:space="preserve">Comparing against “what would Claude do without our substrate?” → Raw.</w:t>
-      </w:r>
-    </w:p>
+        <w:t xml:space="preserve">"List all X" / "How many Y" / "Find every Z" → Exhaustive Live (V5.0). Recall and Live can both silently truncate via diversify_by_csv + LLM filter drift; Exhaustive guarantees full coverage at the cost of N chunked LLM calls.</w:t>
+      </w:r>
+    </w:p>
+    <w:p>
+      <w:pPr>
+        <w:pStyle w:val="ListParagraph"/>
+        <w:numPr>
+          <w:ilvl w:val="0"/>
+          <w:numId w:val="2"/>
+        </w:numPr>
+        <w:spacing w:after="60"/>
+      </w:pPr>
+      <w:r>
+        <w:t xml:space="preserve">"Is the corpus connected to the LLM at all?" → Live with bypassCache. Single fresh round-trip with no MRO interference.</w:t>
+      </w:r>
+    </w:p>
+    <w:p>
+      <w:pPr>
+        <w:pStyle w:val="ListParagraph"/>
+        <w:numPr>
+          <w:ilvl w:val="0"/>
+          <w:numId w:val="2"/>
+        </w:numPr>
+        <w:spacing w:after="60"/>
+      </w:pPr>
+      <w:r>
+        <w:t xml:space="preserve">Benchmarking the substrate itself → Run Compare-Modes (Recall + Live + Pure-LLM side-by-side). Available in R&amp;D.</w:t>
+      </w:r>
+    </w:p>
+    <w:p>
+      <w:pPr>
+        <w:pStyle w:val="Heading2"/>
+        <w:spacing w:after="120" w:before="240"/>
+      </w:pPr>
+      <w:r>
+        <w:rPr>
+          <w:rFonts w:ascii="Arial" w:cs="Arial" w:eastAsia="Arial" w:hAnsi="Arial"/>
+          <w:b/>
+          <w:bCs/>
+          <w:sz w:val="28"/>
+          <w:szCs w:val="28"/>
+        </w:rPr>
+        <w:t xml:space="preserve">6.3 Latency / cost summary</w:t>
+      </w:r>
+    </w:p>
+    <w:tbl>
+      <w:tblPr>
+        <w:tblW w:type="dxa" w:w="9360"/>
+        <w:tblBorders>
+          <w:top w:val="single" w:color="auto" w:sz="4"/>
+          <w:left w:val="single" w:color="auto" w:sz="4"/>
+          <w:bottom w:val="single" w:color="auto" w:sz="4"/>
+          <w:right w:val="single" w:color="auto" w:sz="4"/>
+          <w:insideH w:val="single" w:color="auto" w:sz="4"/>
+          <w:insideV w:val="single" w:color="auto" w:sz="4"/>
+        </w:tblBorders>
+      </w:tblPr>
+      <w:tblGrid>
+        <w:gridCol w:w="1900"/>
+        <w:gridCol w:w="1100"/>
+        <w:gridCol w:w="2200"/>
+        <w:gridCol w:w="2400"/>
+        <w:gridCol w:w="1760"/>
+      </w:tblGrid>
+      <w:tr>
+        <w:tc>
+          <w:tcPr>
+            <w:tcW w:type="dxa" w:w="1900"/>
+            <w:tcBorders>
+              <w:top w:val="single" w:color="CCCCCC" w:sz="1"/>
+              <w:left w:val="single" w:color="CCCCCC" w:sz="1"/>
+              <w:bottom w:val="single" w:color="CCCCCC" w:sz="1"/>
+              <w:right w:val="single" w:color="CCCCCC" w:sz="1"/>
+            </w:tcBorders>
+            <w:shd w:fill="0F3460" w:val="clear"/>
+            <w:tcMar>
+              <w:top w:type="dxa" w:w="80"/>
+              <w:left w:type="dxa" w:w="120"/>
+              <w:bottom w:type="dxa" w:w="80"/>
+              <w:right w:type="dxa" w:w="120"/>
+            </w:tcMar>
+          </w:tcPr>
+          <w:p>
+            <w:pPr>
+              <w:jc w:val="left"/>
+            </w:pPr>
+            <w:r>
+              <w:rPr>
+                <w:rFonts w:ascii="Arial" w:cs="Arial" w:eastAsia="Arial" w:hAnsi="Arial"/>
+                <w:b/>
+                <w:bCs/>
+                <w:color w:val="FFFFFF"/>
+                <w:sz w:val="22"/>
+                <w:szCs w:val="22"/>
+              </w:rPr>
+              <w:t xml:space="preserve">Mode</w:t>
+            </w:r>
+          </w:p>
+        </w:tc>
+        <w:tc>
+          <w:tcPr>
+            <w:tcW w:type="dxa" w:w="1100"/>
+            <w:tcBorders>
+              <w:top w:val="single" w:color="CCCCCC" w:sz="1"/>
+              <w:left w:val="single" w:color="CCCCCC" w:sz="1"/>
+              <w:bottom w:val="single" w:color="CCCCCC" w:sz="1"/>
+              <w:right w:val="single" w:color="CCCCCC" w:sz="1"/>
+            </w:tcBorders>
+            <w:shd w:fill="0F3460" w:val="clear"/>
+            <w:tcMar>
+              <w:top w:type="dxa" w:w="80"/>
+              <w:left w:type="dxa" w:w="120"/>
+              <w:bottom w:type="dxa" w:w="80"/>
+              <w:right w:type="dxa" w:w="120"/>
+            </w:tcMar>
+          </w:tcPr>
+          <w:p>
+            <w:pPr>
+              <w:jc w:val="left"/>
+            </w:pPr>
+            <w:r>
+              <w:rPr>
+                <w:rFonts w:ascii="Arial" w:cs="Arial" w:eastAsia="Arial" w:hAnsi="Arial"/>
+                <w:b/>
+                <w:bCs/>
+                <w:color w:val="FFFFFF"/>
+                <w:sz w:val="22"/>
+                <w:szCs w:val="22"/>
+              </w:rPr>
+              <w:t xml:space="preserve">Cache hit</w:t>
+            </w:r>
+          </w:p>
+        </w:tc>
+        <w:tc>
+          <w:tcPr>
+            <w:tcW w:type="dxa" w:w="2200"/>
+            <w:tcBorders>
+              <w:top w:val="single" w:color="CCCCCC" w:sz="1"/>
+              <w:left w:val="single" w:color="CCCCCC" w:sz="1"/>
+              <w:bottom w:val="single" w:color="CCCCCC" w:sz="1"/>
+              <w:right w:val="single" w:color="CCCCCC" w:sz="1"/>
+            </w:tcBorders>
+            <w:shd w:fill="0F3460" w:val="clear"/>
+            <w:tcMar>
+              <w:top w:type="dxa" w:w="80"/>
+              <w:left w:type="dxa" w:w="120"/>
+              <w:bottom w:type="dxa" w:w="80"/>
+              <w:right w:type="dxa" w:w="120"/>
+            </w:tcMar>
+          </w:tcPr>
+          <w:p>
+            <w:pPr>
+              <w:jc w:val="left"/>
+            </w:pPr>
+            <w:r>
+              <w:rPr>
+                <w:rFonts w:ascii="Arial" w:cs="Arial" w:eastAsia="Arial" w:hAnsi="Arial"/>
+                <w:b/>
+                <w:bCs/>
+                <w:color w:val="FFFFFF"/>
+                <w:sz w:val="22"/>
+                <w:szCs w:val="22"/>
+              </w:rPr>
+              <w:t xml:space="preserve">Fresh fast path</w:t>
+            </w:r>
+          </w:p>
+        </w:tc>
+        <w:tc>
+          <w:tcPr>
+            <w:tcW w:type="dxa" w:w="2400"/>
+            <w:tcBorders>
+              <w:top w:val="single" w:color="CCCCCC" w:sz="1"/>
+              <w:left w:val="single" w:color="CCCCCC" w:sz="1"/>
+              <w:bottom w:val="single" w:color="CCCCCC" w:sz="1"/>
+              <w:right w:val="single" w:color="CCCCCC" w:sz="1"/>
+            </w:tcBorders>
+            <w:shd w:fill="0F3460" w:val="clear"/>
+            <w:tcMar>
+              <w:top w:type="dxa" w:w="80"/>
+              <w:left w:type="dxa" w:w="120"/>
+              <w:bottom w:type="dxa" w:w="80"/>
+              <w:right w:type="dxa" w:w="120"/>
+            </w:tcMar>
+          </w:tcPr>
+          <w:p>
+            <w:pPr>
+              <w:jc w:val="left"/>
+            </w:pPr>
+            <w:r>
+              <w:rPr>
+                <w:rFonts w:ascii="Arial" w:cs="Arial" w:eastAsia="Arial" w:hAnsi="Arial"/>
+                <w:b/>
+                <w:bCs/>
+                <w:color w:val="FFFFFF"/>
+                <w:sz w:val="22"/>
+                <w:szCs w:val="22"/>
+              </w:rPr>
+              <w:t xml:space="preserve">Tokens / call</w:t>
+            </w:r>
+          </w:p>
+        </w:tc>
+        <w:tc>
+          <w:tcPr>
+            <w:tcW w:type="dxa" w:w="1760"/>
+            <w:tcBorders>
+              <w:top w:val="single" w:color="CCCCCC" w:sz="1"/>
+              <w:left w:val="single" w:color="CCCCCC" w:sz="1"/>
+              <w:bottom w:val="single" w:color="CCCCCC" w:sz="1"/>
+              <w:right w:val="single" w:color="CCCCCC" w:sz="1"/>
+            </w:tcBorders>
+            <w:shd w:fill="0F3460" w:val="clear"/>
+            <w:tcMar>
+              <w:top w:type="dxa" w:w="80"/>
+              <w:left w:type="dxa" w:w="120"/>
+              <w:bottom w:type="dxa" w:w="80"/>
+              <w:right w:type="dxa" w:w="120"/>
+            </w:tcMar>
+          </w:tcPr>
+          <w:p>
+            <w:pPr>
+              <w:jc w:val="left"/>
+            </w:pPr>
+            <w:r>
+              <w:rPr>
+                <w:rFonts w:ascii="Arial" w:cs="Arial" w:eastAsia="Arial" w:hAnsi="Arial"/>
+                <w:b/>
+                <w:bCs/>
+                <w:color w:val="FFFFFF"/>
+                <w:sz w:val="22"/>
+                <w:szCs w:val="22"/>
+              </w:rPr>
+              <w:t xml:space="preserve">Best for</w:t>
+            </w:r>
+          </w:p>
+        </w:tc>
+      </w:tr>
+      <w:tr>
+        <w:tc>
+          <w:tcPr>
+            <w:tcW w:type="dxa" w:w="1900"/>
+            <w:tcBorders>
+              <w:top w:val="single" w:color="CCCCCC" w:sz="1"/>
+              <w:left w:val="single" w:color="CCCCCC" w:sz="1"/>
+              <w:bottom w:val="single" w:color="CCCCCC" w:sz="1"/>
+              <w:right w:val="single" w:color="CCCCCC" w:sz="1"/>
+            </w:tcBorders>
+            <w:tcMar>
+              <w:top w:type="dxa" w:w="80"/>
+              <w:left w:type="dxa" w:w="120"/>
+              <w:bottom w:type="dxa" w:w="80"/>
+              <w:right w:type="dxa" w:w="120"/>
+            </w:tcMar>
+          </w:tcPr>
+          <w:p>
+            <w:pPr>
+              <w:jc w:val="left"/>
+            </w:pPr>
+            <w:r>
+              <w:rPr>
+                <w:rFonts w:ascii="Arial" w:cs="Arial" w:eastAsia="Arial" w:hAnsi="Arial"/>
+                <w:b w:val="false"/>
+                <w:bCs w:val="false"/>
+                <w:sz w:val="22"/>
+                <w:szCs w:val="22"/>
+              </w:rPr>
+              <w:t xml:space="preserve">Recall (cache hit)</w:t>
+            </w:r>
+          </w:p>
+        </w:tc>
+        <w:tc>
+          <w:tcPr>
+            <w:tcW w:type="dxa" w:w="1100"/>
+            <w:tcBorders>
+              <w:top w:val="single" w:color="CCCCCC" w:sz="1"/>
+              <w:left w:val="single" w:color="CCCCCC" w:sz="1"/>
+              <w:bottom w:val="single" w:color="CCCCCC" w:sz="1"/>
+              <w:right w:val="single" w:color="CCCCCC" w:sz="1"/>
+            </w:tcBorders>
+            <w:tcMar>
+              <w:top w:type="dxa" w:w="80"/>
+              <w:left w:type="dxa" w:w="120"/>
+              <w:bottom w:type="dxa" w:w="80"/>
+              <w:right w:type="dxa" w:w="120"/>
+            </w:tcMar>
+          </w:tcPr>
+          <w:p>
+            <w:pPr>
+              <w:jc w:val="left"/>
+            </w:pPr>
+            <w:r>
+              <w:rPr>
+                <w:rFonts w:ascii="Arial" w:cs="Arial" w:eastAsia="Arial" w:hAnsi="Arial"/>
+                <w:b w:val="false"/>
+                <w:bCs w:val="false"/>
+                <w:sz w:val="22"/>
+                <w:szCs w:val="22"/>
+              </w:rPr>
+              <w:t xml:space="preserve">~50 ms</w:t>
+            </w:r>
+          </w:p>
+        </w:tc>
+        <w:tc>
+          <w:tcPr>
+            <w:tcW w:type="dxa" w:w="2200"/>
+            <w:tcBorders>
+              <w:top w:val="single" w:color="CCCCCC" w:sz="1"/>
+              <w:left w:val="single" w:color="CCCCCC" w:sz="1"/>
+              <w:bottom w:val="single" w:color="CCCCCC" w:sz="1"/>
+              <w:right w:val="single" w:color="CCCCCC" w:sz="1"/>
+            </w:tcBorders>
+            <w:tcMar>
+              <w:top w:type="dxa" w:w="80"/>
+              <w:left w:type="dxa" w:w="120"/>
+              <w:bottom w:type="dxa" w:w="80"/>
+              <w:right w:type="dxa" w:w="120"/>
+            </w:tcMar>
+          </w:tcPr>
+          <w:p>
+            <w:pPr>
+              <w:jc w:val="left"/>
+            </w:pPr>
+            <w:r>
+              <w:rPr>
+                <w:rFonts w:ascii="Arial" w:cs="Arial" w:eastAsia="Arial" w:hAnsi="Arial"/>
+                <w:b w:val="false"/>
+                <w:bCs w:val="false"/>
+                <w:sz w:val="22"/>
+                <w:szCs w:val="22"/>
+              </w:rPr>
+              <w:t xml:space="preserve">—</w:t>
+            </w:r>
+          </w:p>
+        </w:tc>
+        <w:tc>
+          <w:tcPr>
+            <w:tcW w:type="dxa" w:w="2400"/>
+            <w:tcBorders>
+              <w:top w:val="single" w:color="CCCCCC" w:sz="1"/>
+              <w:left w:val="single" w:color="CCCCCC" w:sz="1"/>
+              <w:bottom w:val="single" w:color="CCCCCC" w:sz="1"/>
+              <w:right w:val="single" w:color="CCCCCC" w:sz="1"/>
+            </w:tcBorders>
+            <w:tcMar>
+              <w:top w:type="dxa" w:w="80"/>
+              <w:left w:type="dxa" w:w="120"/>
+              <w:bottom w:type="dxa" w:w="80"/>
+              <w:right w:type="dxa" w:w="120"/>
+            </w:tcMar>
+          </w:tcPr>
+          <w:p>
+            <w:pPr>
+              <w:jc w:val="left"/>
+            </w:pPr>
+            <w:r>
+              <w:rPr>
+                <w:rFonts w:ascii="Arial" w:cs="Arial" w:eastAsia="Arial" w:hAnsi="Arial"/>
+                <w:b w:val="false"/>
+                <w:bCs w:val="false"/>
+                <w:sz w:val="22"/>
+                <w:szCs w:val="22"/>
+              </w:rPr>
+              <w:t xml:space="preserve">0</w:t>
+            </w:r>
+          </w:p>
+        </w:tc>
+        <w:tc>
+          <w:tcPr>
+            <w:tcW w:type="dxa" w:w="1760"/>
+            <w:tcBorders>
+              <w:top w:val="single" w:color="CCCCCC" w:sz="1"/>
+              <w:left w:val="single" w:color="CCCCCC" w:sz="1"/>
+              <w:bottom w:val="single" w:color="CCCCCC" w:sz="1"/>
+              <w:right w:val="single" w:color="CCCCCC" w:sz="1"/>
+            </w:tcBorders>
+            <w:tcMar>
+              <w:top w:type="dxa" w:w="80"/>
+              <w:left w:type="dxa" w:w="120"/>
+              <w:bottom w:type="dxa" w:w="80"/>
+              <w:right w:type="dxa" w:w="120"/>
+            </w:tcMar>
+          </w:tcPr>
+          <w:p>
+            <w:pPr>
+              <w:jc w:val="left"/>
+            </w:pPr>
+            <w:r>
+              <w:rPr>
+                <w:rFonts w:ascii="Arial" w:cs="Arial" w:eastAsia="Arial" w:hAnsi="Arial"/>
+                <w:b w:val="false"/>
+                <w:bCs w:val="false"/>
+                <w:sz w:val="22"/>
+                <w:szCs w:val="22"/>
+              </w:rPr>
+              <w:t xml:space="preserve">Repeat queries</w:t>
+            </w:r>
+          </w:p>
+        </w:tc>
+      </w:tr>
+      <w:tr>
+        <w:tc>
+          <w:tcPr>
+            <w:tcW w:type="dxa" w:w="1900"/>
+            <w:tcBorders>
+              <w:top w:val="single" w:color="CCCCCC" w:sz="1"/>
+              <w:left w:val="single" w:color="CCCCCC" w:sz="1"/>
+              <w:bottom w:val="single" w:color="CCCCCC" w:sz="1"/>
+              <w:right w:val="single" w:color="CCCCCC" w:sz="1"/>
+            </w:tcBorders>
+            <w:tcMar>
+              <w:top w:type="dxa" w:w="80"/>
+              <w:left w:type="dxa" w:w="120"/>
+              <w:bottom w:type="dxa" w:w="80"/>
+              <w:right w:type="dxa" w:w="120"/>
+            </w:tcMar>
+          </w:tcPr>
+          <w:p>
+            <w:pPr>
+              <w:jc w:val="left"/>
+            </w:pPr>
+            <w:r>
+              <w:rPr>
+                <w:rFonts w:ascii="Arial" w:cs="Arial" w:eastAsia="Arial" w:hAnsi="Arial"/>
+                <w:b w:val="false"/>
+                <w:bCs w:val="false"/>
+                <w:sz w:val="22"/>
+                <w:szCs w:val="22"/>
+              </w:rPr>
+              <w:t xml:space="preserve">Recall (cache miss)</w:t>
+            </w:r>
+          </w:p>
+        </w:tc>
+        <w:tc>
+          <w:tcPr>
+            <w:tcW w:type="dxa" w:w="1100"/>
+            <w:tcBorders>
+              <w:top w:val="single" w:color="CCCCCC" w:sz="1"/>
+              <w:left w:val="single" w:color="CCCCCC" w:sz="1"/>
+              <w:bottom w:val="single" w:color="CCCCCC" w:sz="1"/>
+              <w:right w:val="single" w:color="CCCCCC" w:sz="1"/>
+            </w:tcBorders>
+            <w:tcMar>
+              <w:top w:type="dxa" w:w="80"/>
+              <w:left w:type="dxa" w:w="120"/>
+              <w:bottom w:type="dxa" w:w="80"/>
+              <w:right w:type="dxa" w:w="120"/>
+            </w:tcMar>
+          </w:tcPr>
+          <w:p>
+            <w:pPr>
+              <w:jc w:val="left"/>
+            </w:pPr>
+            <w:r>
+              <w:rPr>
+                <w:rFonts w:ascii="Arial" w:cs="Arial" w:eastAsia="Arial" w:hAnsi="Arial"/>
+                <w:b w:val="false"/>
+                <w:bCs w:val="false"/>
+                <w:sz w:val="22"/>
+                <w:szCs w:val="22"/>
+              </w:rPr>
+              <w:t xml:space="preserve">—</w:t>
+            </w:r>
+          </w:p>
+        </w:tc>
+        <w:tc>
+          <w:tcPr>
+            <w:tcW w:type="dxa" w:w="2200"/>
+            <w:tcBorders>
+              <w:top w:val="single" w:color="CCCCCC" w:sz="1"/>
+              <w:left w:val="single" w:color="CCCCCC" w:sz="1"/>
+              <w:bottom w:val="single" w:color="CCCCCC" w:sz="1"/>
+              <w:right w:val="single" w:color="CCCCCC" w:sz="1"/>
+            </w:tcBorders>
+            <w:tcMar>
+              <w:top w:type="dxa" w:w="80"/>
+              <w:left w:type="dxa" w:w="120"/>
+              <w:bottom w:type="dxa" w:w="80"/>
+              <w:right w:type="dxa" w:w="120"/>
+            </w:tcMar>
+          </w:tcPr>
+          <w:p>
+            <w:pPr>
+              <w:jc w:val="left"/>
+            </w:pPr>
+            <w:r>
+              <w:rPr>
+                <w:rFonts w:ascii="Arial" w:cs="Arial" w:eastAsia="Arial" w:hAnsi="Arial"/>
+                <w:b w:val="false"/>
+                <w:bCs w:val="false"/>
+                <w:sz w:val="22"/>
+                <w:szCs w:val="22"/>
+              </w:rPr>
+              <w:t xml:space="preserve">~2–4 s</w:t>
+            </w:r>
+          </w:p>
+        </w:tc>
+        <w:tc>
+          <w:tcPr>
+            <w:tcW w:type="dxa" w:w="2400"/>
+            <w:tcBorders>
+              <w:top w:val="single" w:color="CCCCCC" w:sz="1"/>
+              <w:left w:val="single" w:color="CCCCCC" w:sz="1"/>
+              <w:bottom w:val="single" w:color="CCCCCC" w:sz="1"/>
+              <w:right w:val="single" w:color="CCCCCC" w:sz="1"/>
+            </w:tcBorders>
+            <w:tcMar>
+              <w:top w:type="dxa" w:w="80"/>
+              <w:left w:type="dxa" w:w="120"/>
+              <w:bottom w:type="dxa" w:w="80"/>
+              <w:right w:type="dxa" w:w="120"/>
+            </w:tcMar>
+          </w:tcPr>
+          <w:p>
+            <w:pPr>
+              <w:jc w:val="left"/>
+            </w:pPr>
+            <w:r>
+              <w:rPr>
+                <w:rFonts w:ascii="Arial" w:cs="Arial" w:eastAsia="Arial" w:hAnsi="Arial"/>
+                <w:b w:val="false"/>
+                <w:bCs w:val="false"/>
+                <w:sz w:val="22"/>
+                <w:szCs w:val="22"/>
+              </w:rPr>
+              <w:t xml:space="preserve">Live + priors</w:t>
+            </w:r>
+          </w:p>
+        </w:tc>
+        <w:tc>
+          <w:tcPr>
+            <w:tcW w:type="dxa" w:w="1760"/>
+            <w:tcBorders>
+              <w:top w:val="single" w:color="CCCCCC" w:sz="1"/>
+              <w:left w:val="single" w:color="CCCCCC" w:sz="1"/>
+              <w:bottom w:val="single" w:color="CCCCCC" w:sz="1"/>
+              <w:right w:val="single" w:color="CCCCCC" w:sz="1"/>
+            </w:tcBorders>
+            <w:tcMar>
+              <w:top w:type="dxa" w:w="80"/>
+              <w:left w:type="dxa" w:w="120"/>
+              <w:bottom w:type="dxa" w:w="80"/>
+              <w:right w:type="dxa" w:w="120"/>
+            </w:tcMar>
+          </w:tcPr>
+          <w:p>
+            <w:pPr>
+              <w:jc w:val="left"/>
+            </w:pPr>
+            <w:r>
+              <w:rPr>
+                <w:rFonts w:ascii="Arial" w:cs="Arial" w:eastAsia="Arial" w:hAnsi="Arial"/>
+                <w:b w:val="false"/>
+                <w:bCs w:val="false"/>
+                <w:sz w:val="22"/>
+                <w:szCs w:val="22"/>
+              </w:rPr>
+              <w:t xml:space="preserve">Personalized search</w:t>
+            </w:r>
+          </w:p>
+        </w:tc>
+      </w:tr>
+      <w:tr>
+        <w:tc>
+          <w:tcPr>
+            <w:tcW w:type="dxa" w:w="1900"/>
+            <w:tcBorders>
+              <w:top w:val="single" w:color="CCCCCC" w:sz="1"/>
+              <w:left w:val="single" w:color="CCCCCC" w:sz="1"/>
+              <w:bottom w:val="single" w:color="CCCCCC" w:sz="1"/>
+              <w:right w:val="single" w:color="CCCCCC" w:sz="1"/>
+            </w:tcBorders>
+            <w:tcMar>
+              <w:top w:type="dxa" w:w="80"/>
+              <w:left w:type="dxa" w:w="120"/>
+              <w:bottom w:type="dxa" w:w="80"/>
+              <w:right w:type="dxa" w:w="120"/>
+            </w:tcMar>
+          </w:tcPr>
+          <w:p>
+            <w:pPr>
+              <w:jc w:val="left"/>
+            </w:pPr>
+            <w:r>
+              <w:rPr>
+                <w:rFonts w:ascii="Arial" w:cs="Arial" w:eastAsia="Arial" w:hAnsi="Arial"/>
+                <w:b w:val="false"/>
+                <w:bCs w:val="false"/>
+                <w:sz w:val="22"/>
+                <w:szCs w:val="22"/>
+              </w:rPr>
+              <w:t xml:space="preserve">Live</w:t>
+            </w:r>
+          </w:p>
+        </w:tc>
+        <w:tc>
+          <w:tcPr>
+            <w:tcW w:type="dxa" w:w="1100"/>
+            <w:tcBorders>
+              <w:top w:val="single" w:color="CCCCCC" w:sz="1"/>
+              <w:left w:val="single" w:color="CCCCCC" w:sz="1"/>
+              <w:bottom w:val="single" w:color="CCCCCC" w:sz="1"/>
+              <w:right w:val="single" w:color="CCCCCC" w:sz="1"/>
+            </w:tcBorders>
+            <w:tcMar>
+              <w:top w:type="dxa" w:w="80"/>
+              <w:left w:type="dxa" w:w="120"/>
+              <w:bottom w:type="dxa" w:w="80"/>
+              <w:right w:type="dxa" w:w="120"/>
+            </w:tcMar>
+          </w:tcPr>
+          <w:p>
+            <w:pPr>
+              <w:jc w:val="left"/>
+            </w:pPr>
+            <w:r>
+              <w:rPr>
+                <w:rFonts w:ascii="Arial" w:cs="Arial" w:eastAsia="Arial" w:hAnsi="Arial"/>
+                <w:b w:val="false"/>
+                <w:bCs w:val="false"/>
+                <w:sz w:val="22"/>
+                <w:szCs w:val="22"/>
+              </w:rPr>
+              <w:t xml:space="preserve">~50 ms</w:t>
+            </w:r>
+          </w:p>
+        </w:tc>
+        <w:tc>
+          <w:tcPr>
+            <w:tcW w:type="dxa" w:w="2200"/>
+            <w:tcBorders>
+              <w:top w:val="single" w:color="CCCCCC" w:sz="1"/>
+              <w:left w:val="single" w:color="CCCCCC" w:sz="1"/>
+              <w:bottom w:val="single" w:color="CCCCCC" w:sz="1"/>
+              <w:right w:val="single" w:color="CCCCCC" w:sz="1"/>
+            </w:tcBorders>
+            <w:tcMar>
+              <w:top w:type="dxa" w:w="80"/>
+              <w:left w:type="dxa" w:w="120"/>
+              <w:bottom w:type="dxa" w:w="80"/>
+              <w:right w:type="dxa" w:w="120"/>
+            </w:tcMar>
+          </w:tcPr>
+          <w:p>
+            <w:pPr>
+              <w:jc w:val="left"/>
+            </w:pPr>
+            <w:r>
+              <w:rPr>
+                <w:rFonts w:ascii="Arial" w:cs="Arial" w:eastAsia="Arial" w:hAnsi="Arial"/>
+                <w:b w:val="false"/>
+                <w:bCs w:val="false"/>
+                <w:sz w:val="22"/>
+                <w:szCs w:val="22"/>
+              </w:rPr>
+              <w:t xml:space="preserve">~2–4 s</w:t>
+            </w:r>
+          </w:p>
+        </w:tc>
+        <w:tc>
+          <w:tcPr>
+            <w:tcW w:type="dxa" w:w="2400"/>
+            <w:tcBorders>
+              <w:top w:val="single" w:color="CCCCCC" w:sz="1"/>
+              <w:left w:val="single" w:color="CCCCCC" w:sz="1"/>
+              <w:bottom w:val="single" w:color="CCCCCC" w:sz="1"/>
+              <w:right w:val="single" w:color="CCCCCC" w:sz="1"/>
+            </w:tcBorders>
+            <w:tcMar>
+              <w:top w:type="dxa" w:w="80"/>
+              <w:left w:type="dxa" w:w="120"/>
+              <w:bottom w:type="dxa" w:w="80"/>
+              <w:right w:type="dxa" w:w="120"/>
+            </w:tcMar>
+          </w:tcPr>
+          <w:p>
+            <w:pPr>
+              <w:jc w:val="left"/>
+            </w:pPr>
+            <w:r>
+              <w:rPr>
+                <w:rFonts w:ascii="Arial" w:cs="Arial" w:eastAsia="Arial" w:hAnsi="Arial"/>
+                <w:b w:val="false"/>
+                <w:bCs w:val="false"/>
+                <w:sz w:val="22"/>
+                <w:szCs w:val="22"/>
+              </w:rPr>
+              <w:t xml:space="preserve">Bounded by cap</w:t>
+            </w:r>
+          </w:p>
+        </w:tc>
+        <w:tc>
+          <w:tcPr>
+            <w:tcW w:type="dxa" w:w="1760"/>
+            <w:tcBorders>
+              <w:top w:val="single" w:color="CCCCCC" w:sz="1"/>
+              <w:left w:val="single" w:color="CCCCCC" w:sz="1"/>
+              <w:bottom w:val="single" w:color="CCCCCC" w:sz="1"/>
+              <w:right w:val="single" w:color="CCCCCC" w:sz="1"/>
+            </w:tcBorders>
+            <w:tcMar>
+              <w:top w:type="dxa" w:w="80"/>
+              <w:left w:type="dxa" w:w="120"/>
+              <w:bottom w:type="dxa" w:w="80"/>
+              <w:right w:type="dxa" w:w="120"/>
+            </w:tcMar>
+          </w:tcPr>
+          <w:p>
+            <w:pPr>
+              <w:jc w:val="left"/>
+            </w:pPr>
+            <w:r>
+              <w:rPr>
+                <w:rFonts w:ascii="Arial" w:cs="Arial" w:eastAsia="Arial" w:hAnsi="Arial"/>
+                <w:b w:val="false"/>
+                <w:bCs w:val="false"/>
+                <w:sz w:val="22"/>
+                <w:szCs w:val="22"/>
+              </w:rPr>
+              <w:t xml:space="preserve">Single-fact lookups</w:t>
+            </w:r>
+          </w:p>
+        </w:tc>
+      </w:tr>
+      <w:tr>
+        <w:tc>
+          <w:tcPr>
+            <w:tcW w:type="dxa" w:w="1900"/>
+            <w:tcBorders>
+              <w:top w:val="single" w:color="CCCCCC" w:sz="1"/>
+              <w:left w:val="single" w:color="CCCCCC" w:sz="1"/>
+              <w:bottom w:val="single" w:color="CCCCCC" w:sz="1"/>
+              <w:right w:val="single" w:color="CCCCCC" w:sz="1"/>
+            </w:tcBorders>
+            <w:tcMar>
+              <w:top w:type="dxa" w:w="80"/>
+              <w:left w:type="dxa" w:w="120"/>
+              <w:bottom w:type="dxa" w:w="80"/>
+              <w:right w:type="dxa" w:w="120"/>
+            </w:tcMar>
+          </w:tcPr>
+          <w:p>
+            <w:pPr>
+              <w:jc w:val="left"/>
+            </w:pPr>
+            <w:r>
+              <w:rPr>
+                <w:rFonts w:ascii="Arial" w:cs="Arial" w:eastAsia="Arial" w:hAnsi="Arial"/>
+                <w:b w:val="false"/>
+                <w:bCs w:val="false"/>
+                <w:sz w:val="22"/>
+                <w:szCs w:val="22"/>
+              </w:rPr>
+              <w:t xml:space="preserve">Exhaustive Live</w:t>
+            </w:r>
+          </w:p>
+        </w:tc>
+        <w:tc>
+          <w:tcPr>
+            <w:tcW w:type="dxa" w:w="1100"/>
+            <w:tcBorders>
+              <w:top w:val="single" w:color="CCCCCC" w:sz="1"/>
+              <w:left w:val="single" w:color="CCCCCC" w:sz="1"/>
+              <w:bottom w:val="single" w:color="CCCCCC" w:sz="1"/>
+              <w:right w:val="single" w:color="CCCCCC" w:sz="1"/>
+            </w:tcBorders>
+            <w:tcMar>
+              <w:top w:type="dxa" w:w="80"/>
+              <w:left w:type="dxa" w:w="120"/>
+              <w:bottom w:type="dxa" w:w="80"/>
+              <w:right w:type="dxa" w:w="120"/>
+            </w:tcMar>
+          </w:tcPr>
+          <w:p>
+            <w:pPr>
+              <w:jc w:val="left"/>
+            </w:pPr>
+            <w:r>
+              <w:rPr>
+                <w:rFonts w:ascii="Arial" w:cs="Arial" w:eastAsia="Arial" w:hAnsi="Arial"/>
+                <w:b w:val="false"/>
+                <w:bCs w:val="false"/>
+                <w:sz w:val="22"/>
+                <w:szCs w:val="22"/>
+              </w:rPr>
+              <w:t xml:space="preserve">~50 ms</w:t>
+            </w:r>
+          </w:p>
+        </w:tc>
+        <w:tc>
+          <w:tcPr>
+            <w:tcW w:type="dxa" w:w="2200"/>
+            <w:tcBorders>
+              <w:top w:val="single" w:color="CCCCCC" w:sz="1"/>
+              <w:left w:val="single" w:color="CCCCCC" w:sz="1"/>
+              <w:bottom w:val="single" w:color="CCCCCC" w:sz="1"/>
+              <w:right w:val="single" w:color="CCCCCC" w:sz="1"/>
+            </w:tcBorders>
+            <w:tcMar>
+              <w:top w:type="dxa" w:w="80"/>
+              <w:left w:type="dxa" w:w="120"/>
+              <w:bottom w:type="dxa" w:w="80"/>
+              <w:right w:type="dxa" w:w="120"/>
+            </w:tcMar>
+          </w:tcPr>
+          <w:p>
+            <w:pPr>
+              <w:jc w:val="left"/>
+            </w:pPr>
+            <w:r>
+              <w:rPr>
+                <w:rFonts w:ascii="Arial" w:cs="Arial" w:eastAsia="Arial" w:hAnsi="Arial"/>
+                <w:b w:val="false"/>
+                <w:bCs w:val="false"/>
+                <w:sz w:val="22"/>
+                <w:szCs w:val="22"/>
+              </w:rPr>
+              <w:t xml:space="preserve">~2–4 s × N chunks</w:t>
+            </w:r>
+          </w:p>
+        </w:tc>
+        <w:tc>
+          <w:tcPr>
+            <w:tcW w:type="dxa" w:w="2400"/>
+            <w:tcBorders>
+              <w:top w:val="single" w:color="CCCCCC" w:sz="1"/>
+              <w:left w:val="single" w:color="CCCCCC" w:sz="1"/>
+              <w:bottom w:val="single" w:color="CCCCCC" w:sz="1"/>
+              <w:right w:val="single" w:color="CCCCCC" w:sz="1"/>
+            </w:tcBorders>
+            <w:tcMar>
+              <w:top w:type="dxa" w:w="80"/>
+              <w:left w:type="dxa" w:w="120"/>
+              <w:bottom w:type="dxa" w:w="80"/>
+              <w:right w:type="dxa" w:w="120"/>
+            </w:tcMar>
+          </w:tcPr>
+          <w:p>
+            <w:pPr>
+              <w:jc w:val="left"/>
+            </w:pPr>
+            <w:r>
+              <w:rPr>
+                <w:rFonts w:ascii="Arial" w:cs="Arial" w:eastAsia="Arial" w:hAnsi="Arial"/>
+                <w:b w:val="false"/>
+                <w:bCs w:val="false"/>
+                <w:sz w:val="22"/>
+                <w:szCs w:val="22"/>
+              </w:rPr>
+              <w:t xml:space="preserve">~N × Live</w:t>
+            </w:r>
+          </w:p>
+        </w:tc>
+        <w:tc>
+          <w:tcPr>
+            <w:tcW w:type="dxa" w:w="1760"/>
+            <w:tcBorders>
+              <w:top w:val="single" w:color="CCCCCC" w:sz="1"/>
+              <w:left w:val="single" w:color="CCCCCC" w:sz="1"/>
+              <w:bottom w:val="single" w:color="CCCCCC" w:sz="1"/>
+              <w:right w:val="single" w:color="CCCCCC" w:sz="1"/>
+            </w:tcBorders>
+            <w:tcMar>
+              <w:top w:type="dxa" w:w="80"/>
+              <w:left w:type="dxa" w:w="120"/>
+              <w:bottom w:type="dxa" w:w="80"/>
+              <w:right w:type="dxa" w:w="120"/>
+            </w:tcMar>
+          </w:tcPr>
+          <w:p>
+            <w:pPr>
+              <w:jc w:val="left"/>
+            </w:pPr>
+            <w:r>
+              <w:rPr>
+                <w:rFonts w:ascii="Arial" w:cs="Arial" w:eastAsia="Arial" w:hAnsi="Arial"/>
+                <w:b w:val="false"/>
+                <w:bCs w:val="false"/>
+                <w:sz w:val="22"/>
+                <w:szCs w:val="22"/>
+              </w:rPr>
+              <w:t xml:space="preserve">Enumerations</w:t>
+            </w:r>
+          </w:p>
+        </w:tc>
+      </w:tr>
+      <w:tr>
+        <w:tc>
+          <w:tcPr>
+            <w:tcW w:type="dxa" w:w="1900"/>
+            <w:tcBorders>
+              <w:top w:val="single" w:color="CCCCCC" w:sz="1"/>
+              <w:left w:val="single" w:color="CCCCCC" w:sz="1"/>
+              <w:bottom w:val="single" w:color="CCCCCC" w:sz="1"/>
+              <w:right w:val="single" w:color="CCCCCC" w:sz="1"/>
+            </w:tcBorders>
+            <w:tcMar>
+              <w:top w:type="dxa" w:w="80"/>
+              <w:left w:type="dxa" w:w="120"/>
+              <w:bottom w:type="dxa" w:w="80"/>
+              <w:right w:type="dxa" w:w="120"/>
+            </w:tcMar>
+          </w:tcPr>
+          <w:p>
+            <w:pPr>
+              <w:jc w:val="left"/>
+            </w:pPr>
+            <w:r>
+              <w:rPr>
+                <w:rFonts w:ascii="Arial" w:cs="Arial" w:eastAsia="Arial" w:hAnsi="Arial"/>
+                <w:b w:val="false"/>
+                <w:bCs w:val="false"/>
+                <w:sz w:val="22"/>
+                <w:szCs w:val="22"/>
+              </w:rPr>
+              <w:t xml:space="preserve">Broad</w:t>
+            </w:r>
+          </w:p>
+        </w:tc>
+        <w:tc>
+          <w:tcPr>
+            <w:tcW w:type="dxa" w:w="1100"/>
+            <w:tcBorders>
+              <w:top w:val="single" w:color="CCCCCC" w:sz="1"/>
+              <w:left w:val="single" w:color="CCCCCC" w:sz="1"/>
+              <w:bottom w:val="single" w:color="CCCCCC" w:sz="1"/>
+              <w:right w:val="single" w:color="CCCCCC" w:sz="1"/>
+            </w:tcBorders>
+            <w:tcMar>
+              <w:top w:type="dxa" w:w="80"/>
+              <w:left w:type="dxa" w:w="120"/>
+              <w:bottom w:type="dxa" w:w="80"/>
+              <w:right w:type="dxa" w:w="120"/>
+            </w:tcMar>
+          </w:tcPr>
+          <w:p>
+            <w:pPr>
+              <w:jc w:val="left"/>
+            </w:pPr>
+            <w:r>
+              <w:rPr>
+                <w:rFonts w:ascii="Arial" w:cs="Arial" w:eastAsia="Arial" w:hAnsi="Arial"/>
+                <w:b w:val="false"/>
+                <w:bCs w:val="false"/>
+                <w:sz w:val="22"/>
+                <w:szCs w:val="22"/>
+              </w:rPr>
+              <w:t xml:space="preserve">—</w:t>
+            </w:r>
+          </w:p>
+        </w:tc>
+        <w:tc>
+          <w:tcPr>
+            <w:tcW w:type="dxa" w:w="2200"/>
+            <w:tcBorders>
+              <w:top w:val="single" w:color="CCCCCC" w:sz="1"/>
+              <w:left w:val="single" w:color="CCCCCC" w:sz="1"/>
+              <w:bottom w:val="single" w:color="CCCCCC" w:sz="1"/>
+              <w:right w:val="single" w:color="CCCCCC" w:sz="1"/>
+            </w:tcBorders>
+            <w:tcMar>
+              <w:top w:type="dxa" w:w="80"/>
+              <w:left w:type="dxa" w:w="120"/>
+              <w:bottom w:type="dxa" w:w="80"/>
+              <w:right w:type="dxa" w:w="120"/>
+            </w:tcMar>
+          </w:tcPr>
+          <w:p>
+            <w:pPr>
+              <w:jc w:val="left"/>
+            </w:pPr>
+            <w:r>
+              <w:rPr>
+                <w:rFonts w:ascii="Arial" w:cs="Arial" w:eastAsia="Arial" w:hAnsi="Arial"/>
+                <w:b w:val="false"/>
+                <w:bCs w:val="false"/>
+                <w:sz w:val="22"/>
+                <w:szCs w:val="22"/>
+              </w:rPr>
+              <w:t xml:space="preserve">~6–10 s</w:t>
+            </w:r>
+          </w:p>
+        </w:tc>
+        <w:tc>
+          <w:tcPr>
+            <w:tcW w:type="dxa" w:w="2400"/>
+            <w:tcBorders>
+              <w:top w:val="single" w:color="CCCCCC" w:sz="1"/>
+              <w:left w:val="single" w:color="CCCCCC" w:sz="1"/>
+              <w:bottom w:val="single" w:color="CCCCCC" w:sz="1"/>
+              <w:right w:val="single" w:color="CCCCCC" w:sz="1"/>
+            </w:tcBorders>
+            <w:tcMar>
+              <w:top w:type="dxa" w:w="80"/>
+              <w:left w:type="dxa" w:w="120"/>
+              <w:bottom w:type="dxa" w:w="80"/>
+              <w:right w:type="dxa" w:w="120"/>
+            </w:tcMar>
+          </w:tcPr>
+          <w:p>
+            <w:pPr>
+              <w:jc w:val="left"/>
+            </w:pPr>
+            <w:r>
+              <w:rPr>
+                <w:rFonts w:ascii="Arial" w:cs="Arial" w:eastAsia="Arial" w:hAnsi="Arial"/>
+                <w:b w:val="false"/>
+                <w:bCs w:val="false"/>
+                <w:sz w:val="22"/>
+                <w:szCs w:val="22"/>
+              </w:rPr>
+              <w:t xml:space="preserve">Highest (300 AIOs flat)</w:t>
+            </w:r>
+          </w:p>
+        </w:tc>
+        <w:tc>
+          <w:tcPr>
+            <w:tcW w:type="dxa" w:w="1760"/>
+            <w:tcBorders>
+              <w:top w:val="single" w:color="CCCCCC" w:sz="1"/>
+              <w:left w:val="single" w:color="CCCCCC" w:sz="1"/>
+              <w:bottom w:val="single" w:color="CCCCCC" w:sz="1"/>
+              <w:right w:val="single" w:color="CCCCCC" w:sz="1"/>
+            </w:tcBorders>
+            <w:tcMar>
+              <w:top w:type="dxa" w:w="80"/>
+              <w:left w:type="dxa" w:w="120"/>
+              <w:bottom w:type="dxa" w:w="80"/>
+              <w:right w:type="dxa" w:w="120"/>
+            </w:tcMar>
+          </w:tcPr>
+          <w:p>
+            <w:pPr>
+              <w:jc w:val="left"/>
+            </w:pPr>
+            <w:r>
+              <w:rPr>
+                <w:rFonts w:ascii="Arial" w:cs="Arial" w:eastAsia="Arial" w:hAnsi="Arial"/>
+                <w:b w:val="false"/>
+                <w:bCs w:val="false"/>
+                <w:sz w:val="22"/>
+                <w:szCs w:val="22"/>
+              </w:rPr>
+              <w:t xml:space="preserve">Smoke test only</w:t>
+            </w:r>
+          </w:p>
+        </w:tc>
+      </w:tr>
+      <w:tr>
+        <w:tc>
+          <w:tcPr>
+            <w:tcW w:type="dxa" w:w="1900"/>
+            <w:tcBorders>
+              <w:top w:val="single" w:color="CCCCCC" w:sz="1"/>
+              <w:left w:val="single" w:color="CCCCCC" w:sz="1"/>
+              <w:bottom w:val="single" w:color="CCCCCC" w:sz="1"/>
+              <w:right w:val="single" w:color="CCCCCC" w:sz="1"/>
+            </w:tcBorders>
+            <w:tcMar>
+              <w:top w:type="dxa" w:w="80"/>
+              <w:left w:type="dxa" w:w="120"/>
+              <w:bottom w:type="dxa" w:w="80"/>
+              <w:right w:type="dxa" w:w="120"/>
+            </w:tcMar>
+          </w:tcPr>
+          <w:p>
+            <w:pPr>
+              <w:jc w:val="left"/>
+            </w:pPr>
+            <w:r>
+              <w:rPr>
+                <w:rFonts w:ascii="Arial" w:cs="Arial" w:eastAsia="Arial" w:hAnsi="Arial"/>
+                <w:b w:val="false"/>
+                <w:bCs w:val="false"/>
+                <w:sz w:val="22"/>
+                <w:szCs w:val="22"/>
+              </w:rPr>
+              <w:t xml:space="preserve">Raw</w:t>
+            </w:r>
+          </w:p>
+        </w:tc>
+        <w:tc>
+          <w:tcPr>
+            <w:tcW w:type="dxa" w:w="1100"/>
+            <w:tcBorders>
+              <w:top w:val="single" w:color="CCCCCC" w:sz="1"/>
+              <w:left w:val="single" w:color="CCCCCC" w:sz="1"/>
+              <w:bottom w:val="single" w:color="CCCCCC" w:sz="1"/>
+              <w:right w:val="single" w:color="CCCCCC" w:sz="1"/>
+            </w:tcBorders>
+            <w:tcMar>
+              <w:top w:type="dxa" w:w="80"/>
+              <w:left w:type="dxa" w:w="120"/>
+              <w:bottom w:type="dxa" w:w="80"/>
+              <w:right w:type="dxa" w:w="120"/>
+            </w:tcMar>
+          </w:tcPr>
+          <w:p>
+            <w:pPr>
+              <w:jc w:val="left"/>
+            </w:pPr>
+            <w:r>
+              <w:rPr>
+                <w:rFonts w:ascii="Arial" w:cs="Arial" w:eastAsia="Arial" w:hAnsi="Arial"/>
+                <w:b w:val="false"/>
+                <w:bCs w:val="false"/>
+                <w:sz w:val="22"/>
+                <w:szCs w:val="22"/>
+              </w:rPr>
+              <w:t xml:space="preserve">—</w:t>
+            </w:r>
+          </w:p>
+        </w:tc>
+        <w:tc>
+          <w:tcPr>
+            <w:tcW w:type="dxa" w:w="2200"/>
+            <w:tcBorders>
+              <w:top w:val="single" w:color="CCCCCC" w:sz="1"/>
+              <w:left w:val="single" w:color="CCCCCC" w:sz="1"/>
+              <w:bottom w:val="single" w:color="CCCCCC" w:sz="1"/>
+              <w:right w:val="single" w:color="CCCCCC" w:sz="1"/>
+            </w:tcBorders>
+            <w:tcMar>
+              <w:top w:type="dxa" w:w="80"/>
+              <w:left w:type="dxa" w:w="120"/>
+              <w:bottom w:type="dxa" w:w="80"/>
+              <w:right w:type="dxa" w:w="120"/>
+            </w:tcMar>
+          </w:tcPr>
+          <w:p>
+            <w:pPr>
+              <w:jc w:val="left"/>
+            </w:pPr>
+            <w:r>
+              <w:rPr>
+                <w:rFonts w:ascii="Arial" w:cs="Arial" w:eastAsia="Arial" w:hAnsi="Arial"/>
+                <w:b w:val="false"/>
+                <w:bCs w:val="false"/>
+                <w:sz w:val="22"/>
+                <w:szCs w:val="22"/>
+              </w:rPr>
+              <w:t xml:space="preserve">~3–6 s</w:t>
+            </w:r>
+          </w:p>
+        </w:tc>
+        <w:tc>
+          <w:tcPr>
+            <w:tcW w:type="dxa" w:w="2400"/>
+            <w:tcBorders>
+              <w:top w:val="single" w:color="CCCCCC" w:sz="1"/>
+              <w:left w:val="single" w:color="CCCCCC" w:sz="1"/>
+              <w:bottom w:val="single" w:color="CCCCCC" w:sz="1"/>
+              <w:right w:val="single" w:color="CCCCCC" w:sz="1"/>
+            </w:tcBorders>
+            <w:tcMar>
+              <w:top w:type="dxa" w:w="80"/>
+              <w:left w:type="dxa" w:w="120"/>
+              <w:bottom w:type="dxa" w:w="80"/>
+              <w:right w:type="dxa" w:w="120"/>
+            </w:tcMar>
+          </w:tcPr>
+          <w:p>
+            <w:pPr>
+              <w:jc w:val="left"/>
+            </w:pPr>
+            <w:r>
+              <w:rPr>
+                <w:rFonts w:ascii="Arial" w:cs="Arial" w:eastAsia="Arial" w:hAnsi="Arial"/>
+                <w:b w:val="false"/>
+                <w:bCs w:val="false"/>
+                <w:sz w:val="22"/>
+                <w:szCs w:val="22"/>
+              </w:rPr>
+              <w:t xml:space="preserve">Raw CSV size</w:t>
+            </w:r>
+          </w:p>
+        </w:tc>
+        <w:tc>
+          <w:tcPr>
+            <w:tcW w:type="dxa" w:w="1760"/>
+            <w:tcBorders>
+              <w:top w:val="single" w:color="CCCCCC" w:sz="1"/>
+              <w:left w:val="single" w:color="CCCCCC" w:sz="1"/>
+              <w:bottom w:val="single" w:color="CCCCCC" w:sz="1"/>
+              <w:right w:val="single" w:color="CCCCCC" w:sz="1"/>
+            </w:tcBorders>
+            <w:tcMar>
+              <w:top w:type="dxa" w:w="80"/>
+              <w:left w:type="dxa" w:w="120"/>
+              <w:bottom w:type="dxa" w:w="80"/>
+              <w:right w:type="dxa" w:w="120"/>
+            </w:tcMar>
+          </w:tcPr>
+          <w:p>
+            <w:pPr>
+              <w:jc w:val="left"/>
+            </w:pPr>
+            <w:r>
+              <w:rPr>
+                <w:rFonts w:ascii="Arial" w:cs="Arial" w:eastAsia="Arial" w:hAnsi="Arial"/>
+                <w:b w:val="false"/>
+                <w:bCs w:val="false"/>
+                <w:sz w:val="22"/>
+                <w:szCs w:val="22"/>
+              </w:rPr>
+              <w:t xml:space="preserve">Control case only</w:t>
+            </w:r>
+          </w:p>
+        </w:tc>
+      </w:tr>
+    </w:tbl>
     <w:p>
       <w:pPr>
         <w:pStyle w:val="Heading1"/>
@@ -1416,7 +3272,97 @@
           <w:sz w:val="32"/>
           <w:szCs w:val="32"/>
         </w:rPr>
-        <w:t xml:space="preserve">7. Cache namespaces</w:t>
+        <w:t xml:space="preserve">7. Mode-selection decision tree</w:t>
+      </w:r>
+    </w:p>
+    <w:p>
+      <w:pPr>
+        <w:spacing w:after="120"/>
+      </w:pPr>
+      <w:r>
+        <w:t xml:space="preserve">Start at the top; first matching question wins:</w:t>
+      </w:r>
+    </w:p>
+    <w:p>
+      <w:pPr>
+        <w:pStyle w:val="ListParagraph"/>
+        <w:numPr>
+          <w:ilvl w:val="0"/>
+          <w:numId w:val="2"/>
+        </w:numPr>
+        <w:spacing w:after="60"/>
+      </w:pPr>
+      <w:r>
+        <w:t xml:space="preserve">Is this an enumeration ("list all", "how many", "every")? → Exhaustive Live.</w:t>
+      </w:r>
+    </w:p>
+    <w:p>
+      <w:pPr>
+        <w:pStyle w:val="ListParagraph"/>
+        <w:numPr>
+          <w:ilvl w:val="0"/>
+          <w:numId w:val="2"/>
+        </w:numPr>
+        <w:spacing w:after="60"/>
+      </w:pPr>
+      <w:r>
+        <w:t xml:space="preserve">Have you asked this before, or is recurrence likely? → Recall.</w:t>
+      </w:r>
+    </w:p>
+    <w:p>
+      <w:pPr>
+        <w:pStyle w:val="ListParagraph"/>
+        <w:numPr>
+          <w:ilvl w:val="0"/>
+          <w:numId w:val="2"/>
+        </w:numPr>
+        <w:spacing w:after="60"/>
+      </w:pPr>
+      <w:r>
+        <w:t xml:space="preserve">One-shot single fact, no memory needed? → Live.</w:t>
+      </w:r>
+    </w:p>
+    <w:p>
+      <w:pPr>
+        <w:pStyle w:val="ListParagraph"/>
+        <w:numPr>
+          <w:ilvl w:val="0"/>
+          <w:numId w:val="2"/>
+        </w:numPr>
+        <w:spacing w:after="60"/>
+      </w:pPr>
+      <w:r>
+        <w:t xml:space="preserve">Smoke-testing or demoing the substrate? → Broad.</w:t>
+      </w:r>
+    </w:p>
+    <w:p>
+      <w:pPr>
+        <w:pStyle w:val="ListParagraph"/>
+        <w:numPr>
+          <w:ilvl w:val="0"/>
+          <w:numId w:val="2"/>
+        </w:numPr>
+        <w:spacing w:after="60"/>
+      </w:pPr>
+      <w:r>
+        <w:t xml:space="preserve">Comparing against "what would Claude do without our substrate?" → Raw.</w:t>
+      </w:r>
+    </w:p>
+    <w:p>
+      <w:pPr>
+        <w:pStyle w:val="Heading1"/>
+        <w:spacing w:after="180" w:before="360"/>
+      </w:pPr>
+      <w:r>
+        <w:rPr>
+          <w:rFonts w:ascii="Arial" w:cs="Arial" w:eastAsia="Arial" w:hAnsi="Arial"/>
+          <w:b/>
+          <w:bCs/>
+          <w:color w:val="0F3460"/>
+          <w:sz w:val="32"/>
+          <w:szCs w:val="32"/>
+        </w:rPr>
+        <w:t xml:space="preserve">8. Cache namespaces</w:t>
       </w:r>
     </w:p>
     <w:tbl>
@@ -2045,7 +3991,7 @@
           <w:sz w:val="32"/>
           <w:szCs w:val="32"/>
         </w:rPr>
-        <w:t xml:space="preserve">8. MRO intent strings</w:t>
+        <w:t xml:space="preserve">9. MRO intent strings</w:t>
       </w:r>
     </w:p>
     <w:tbl>

--- a/public/docs/Search_Modes_Compendium_V50.docx
+++ b/public/docs/Search_Modes_Compendium_V50.docx
@@ -4416,6 +4416,1398 @@
       </w:pPr>
       <w:r>
         <w:t xml:space="preserve">The trust ranker uses these intents to weight prior episodes: Exhaustive priors with full coverage outrank Live priors; partial-coverage Exhaustive priors are downranked proportionally.</w:t>
+      </w:r>
+    </w:p>
+    <w:p>
+      <w:pPr>
+        <w:pStyle w:val="Heading1"/>
+        <w:spacing w:after="180" w:before="360"/>
+      </w:pPr>
+      <w:r>
+        <w:rPr>
+          <w:rFonts w:ascii="Arial" w:cs="Arial" w:eastAsia="Arial" w:hAnsi="Arial"/>
+          <w:b/>
+          <w:bCs/>
+          <w:color w:val="0F3460"/>
+          <w:sz w:val="32"/>
+          <w:szCs w:val="32"/>
+        </w:rPr>
+        <w:t xml:space="preserve">10. HSL-driven retrieval — what each mode uses</w:t>
+      </w:r>
+    </w:p>
+    <w:p>
+      <w:pPr>
+        <w:spacing w:after="120"/>
+      </w:pPr>
+      <w:r>
+        <w:t xml:space="preserve">Three of the five modes treat HSLs as the indexing fabric that locates both AIOs and MROs in a single traversal. The other two bypass the substrate entirely.</w:t>
+      </w:r>
+    </w:p>
+    <w:tbl>
+      <w:tblPr>
+        <w:tblW w:type="dxa" w:w="9360"/>
+        <w:tblBorders>
+          <w:top w:val="single" w:color="auto" w:sz="4"/>
+          <w:left w:val="single" w:color="auto" w:sz="4"/>
+          <w:bottom w:val="single" w:color="auto" w:sz="4"/>
+          <w:right w:val="single" w:color="auto" w:sz="4"/>
+          <w:insideH w:val="single" w:color="auto" w:sz="4"/>
+          <w:insideV w:val="single" w:color="auto" w:sz="4"/>
+        </w:tblBorders>
+      </w:tblPr>
+      <w:tblGrid>
+        <w:gridCol w:w="1800"/>
+        <w:gridCol w:w="1800"/>
+        <w:gridCol w:w="1800"/>
+        <w:gridCol w:w="3960"/>
+      </w:tblGrid>
+      <w:tr>
+        <w:tc>
+          <w:tcPr>
+            <w:tcW w:type="dxa" w:w="1800"/>
+            <w:tcBorders>
+              <w:top w:val="single" w:color="CCCCCC" w:sz="1"/>
+              <w:left w:val="single" w:color="CCCCCC" w:sz="1"/>
+              <w:bottom w:val="single" w:color="CCCCCC" w:sz="1"/>
+              <w:right w:val="single" w:color="CCCCCC" w:sz="1"/>
+            </w:tcBorders>
+            <w:shd w:fill="0F3460" w:val="clear"/>
+            <w:tcMar>
+              <w:top w:type="dxa" w:w="80"/>
+              <w:left w:type="dxa" w:w="120"/>
+              <w:bottom w:type="dxa" w:w="80"/>
+              <w:right w:type="dxa" w:w="120"/>
+            </w:tcMar>
+          </w:tcPr>
+          <w:p>
+            <w:pPr>
+              <w:jc w:val="left"/>
+            </w:pPr>
+            <w:r>
+              <w:rPr>
+                <w:rFonts w:ascii="Arial" w:cs="Arial" w:eastAsia="Arial" w:hAnsi="Arial"/>
+                <w:b/>
+                <w:bCs/>
+                <w:color w:val="FFFFFF"/>
+                <w:sz w:val="22"/>
+                <w:szCs w:val="22"/>
+              </w:rPr>
+              <w:t xml:space="preserve">Mode</w:t>
+            </w:r>
+          </w:p>
+        </w:tc>
+        <w:tc>
+          <w:tcPr>
+            <w:tcW w:type="dxa" w:w="1800"/>
+            <w:tcBorders>
+              <w:top w:val="single" w:color="CCCCCC" w:sz="1"/>
+              <w:left w:val="single" w:color="CCCCCC" w:sz="1"/>
+              <w:bottom w:val="single" w:color="CCCCCC" w:sz="1"/>
+              <w:right w:val="single" w:color="CCCCCC" w:sz="1"/>
+            </w:tcBorders>
+            <w:shd w:fill="0F3460" w:val="clear"/>
+            <w:tcMar>
+              <w:top w:type="dxa" w:w="80"/>
+              <w:left w:type="dxa" w:w="120"/>
+              <w:bottom w:type="dxa" w:w="80"/>
+              <w:right w:type="dxa" w:w="120"/>
+            </w:tcMar>
+          </w:tcPr>
+          <w:p>
+            <w:pPr>
+              <w:jc w:val="left"/>
+            </w:pPr>
+            <w:r>
+              <w:rPr>
+                <w:rFonts w:ascii="Arial" w:cs="Arial" w:eastAsia="Arial" w:hAnsi="Arial"/>
+                <w:b/>
+                <w:bCs/>
+                <w:color w:val="FFFFFF"/>
+                <w:sz w:val="22"/>
+                <w:szCs w:val="22"/>
+              </w:rPr>
+              <w:t xml:space="preserve">Uses HSLs to find AIOs?</w:t>
+            </w:r>
+          </w:p>
+        </w:tc>
+        <w:tc>
+          <w:tcPr>
+            <w:tcW w:type="dxa" w:w="1800"/>
+            <w:tcBorders>
+              <w:top w:val="single" w:color="CCCCCC" w:sz="1"/>
+              <w:left w:val="single" w:color="CCCCCC" w:sz="1"/>
+              <w:bottom w:val="single" w:color="CCCCCC" w:sz="1"/>
+              <w:right w:val="single" w:color="CCCCCC" w:sz="1"/>
+            </w:tcBorders>
+            <w:shd w:fill="0F3460" w:val="clear"/>
+            <w:tcMar>
+              <w:top w:type="dxa" w:w="80"/>
+              <w:left w:type="dxa" w:w="120"/>
+              <w:bottom w:type="dxa" w:w="80"/>
+              <w:right w:type="dxa" w:w="120"/>
+            </w:tcMar>
+          </w:tcPr>
+          <w:p>
+            <w:pPr>
+              <w:jc w:val="left"/>
+            </w:pPr>
+            <w:r>
+              <w:rPr>
+                <w:rFonts w:ascii="Arial" w:cs="Arial" w:eastAsia="Arial" w:hAnsi="Arial"/>
+                <w:b/>
+                <w:bCs/>
+                <w:color w:val="FFFFFF"/>
+                <w:sz w:val="22"/>
+                <w:szCs w:val="22"/>
+              </w:rPr>
+              <w:t xml:space="preserve">Uses HSLs to find MROs?</w:t>
+            </w:r>
+          </w:p>
+        </w:tc>
+        <w:tc>
+          <w:tcPr>
+            <w:tcW w:type="dxa" w:w="3960"/>
+            <w:tcBorders>
+              <w:top w:val="single" w:color="CCCCCC" w:sz="1"/>
+              <w:left w:val="single" w:color="CCCCCC" w:sz="1"/>
+              <w:bottom w:val="single" w:color="CCCCCC" w:sz="1"/>
+              <w:right w:val="single" w:color="CCCCCC" w:sz="1"/>
+            </w:tcBorders>
+            <w:shd w:fill="0F3460" w:val="clear"/>
+            <w:tcMar>
+              <w:top w:type="dxa" w:w="80"/>
+              <w:left w:type="dxa" w:w="120"/>
+              <w:bottom w:type="dxa" w:w="80"/>
+              <w:right w:type="dxa" w:w="120"/>
+            </w:tcMar>
+          </w:tcPr>
+          <w:p>
+            <w:pPr>
+              <w:jc w:val="left"/>
+            </w:pPr>
+            <w:r>
+              <w:rPr>
+                <w:rFonts w:ascii="Arial" w:cs="Arial" w:eastAsia="Arial" w:hAnsi="Arial"/>
+                <w:b/>
+                <w:bCs/>
+                <w:color w:val="FFFFFF"/>
+                <w:sz w:val="22"/>
+                <w:szCs w:val="22"/>
+              </w:rPr>
+              <w:t xml:space="preserve">How</w:t>
+            </w:r>
+          </w:p>
+        </w:tc>
+      </w:tr>
+      <w:tr>
+        <w:tc>
+          <w:tcPr>
+            <w:tcW w:type="dxa" w:w="1800"/>
+            <w:tcBorders>
+              <w:top w:val="single" w:color="CCCCCC" w:sz="1"/>
+              <w:left w:val="single" w:color="CCCCCC" w:sz="1"/>
+              <w:bottom w:val="single" w:color="CCCCCC" w:sz="1"/>
+              <w:right w:val="single" w:color="CCCCCC" w:sz="1"/>
+            </w:tcBorders>
+            <w:tcMar>
+              <w:top w:type="dxa" w:w="80"/>
+              <w:left w:type="dxa" w:w="120"/>
+              <w:bottom w:type="dxa" w:w="80"/>
+              <w:right w:type="dxa" w:w="120"/>
+            </w:tcMar>
+          </w:tcPr>
+          <w:p>
+            <w:pPr>
+              <w:jc w:val="left"/>
+            </w:pPr>
+            <w:r>
+              <w:rPr>
+                <w:rFonts w:ascii="Arial" w:cs="Arial" w:eastAsia="Arial" w:hAnsi="Arial"/>
+                <w:b w:val="false"/>
+                <w:bCs w:val="false"/>
+                <w:sz w:val="22"/>
+                <w:szCs w:val="22"/>
+              </w:rPr>
+              <w:t xml:space="preserve">Recall</w:t>
+            </w:r>
+          </w:p>
+        </w:tc>
+        <w:tc>
+          <w:tcPr>
+            <w:tcW w:type="dxa" w:w="1800"/>
+            <w:tcBorders>
+              <w:top w:val="single" w:color="CCCCCC" w:sz="1"/>
+              <w:left w:val="single" w:color="CCCCCC" w:sz="1"/>
+              <w:bottom w:val="single" w:color="CCCCCC" w:sz="1"/>
+              <w:right w:val="single" w:color="CCCCCC" w:sz="1"/>
+            </w:tcBorders>
+            <w:tcMar>
+              <w:top w:type="dxa" w:w="80"/>
+              <w:left w:type="dxa" w:w="120"/>
+              <w:bottom w:type="dxa" w:w="80"/>
+              <w:right w:type="dxa" w:w="120"/>
+            </w:tcMar>
+          </w:tcPr>
+          <w:p>
+            <w:pPr>
+              <w:jc w:val="left"/>
+            </w:pPr>
+            <w:r>
+              <w:rPr>
+                <w:rFonts w:ascii="Arial" w:cs="Arial" w:eastAsia="Arial" w:hAnsi="Arial"/>
+                <w:b w:val="false"/>
+                <w:bCs w:val="false"/>
+                <w:sz w:val="22"/>
+                <w:szCs w:val="22"/>
+              </w:rPr>
+              <w:t xml:space="preserve">Heavily</w:t>
+            </w:r>
+          </w:p>
+        </w:tc>
+        <w:tc>
+          <w:tcPr>
+            <w:tcW w:type="dxa" w:w="1800"/>
+            <w:tcBorders>
+              <w:top w:val="single" w:color="CCCCCC" w:sz="1"/>
+              <w:left w:val="single" w:color="CCCCCC" w:sz="1"/>
+              <w:bottom w:val="single" w:color="CCCCCC" w:sz="1"/>
+              <w:right w:val="single" w:color="CCCCCC" w:sz="1"/>
+            </w:tcBorders>
+            <w:tcMar>
+              <w:top w:type="dxa" w:w="80"/>
+              <w:left w:type="dxa" w:w="120"/>
+              <w:bottom w:type="dxa" w:w="80"/>
+              <w:right w:type="dxa" w:w="120"/>
+            </w:tcMar>
+          </w:tcPr>
+          <w:p>
+            <w:pPr>
+              <w:jc w:val="left"/>
+            </w:pPr>
+            <w:r>
+              <w:rPr>
+                <w:rFonts w:ascii="Arial" w:cs="Arial" w:eastAsia="Arial" w:hAnsi="Arial"/>
+                <w:b w:val="false"/>
+                <w:bCs w:val="false"/>
+                <w:sz w:val="22"/>
+                <w:szCs w:val="22"/>
+              </w:rPr>
+              <w:t xml:space="preserve">Heavily</w:t>
+            </w:r>
+          </w:p>
+        </w:tc>
+        <w:tc>
+          <w:tcPr>
+            <w:tcW w:type="dxa" w:w="3960"/>
+            <w:tcBorders>
+              <w:top w:val="single" w:color="CCCCCC" w:sz="1"/>
+              <w:left w:val="single" w:color="CCCCCC" w:sz="1"/>
+              <w:bottom w:val="single" w:color="CCCCCC" w:sz="1"/>
+              <w:right w:val="single" w:color="CCCCCC" w:sz="1"/>
+            </w:tcBorders>
+            <w:tcMar>
+              <w:top w:type="dxa" w:w="80"/>
+              <w:left w:type="dxa" w:w="120"/>
+              <w:bottom w:type="dxa" w:w="80"/>
+              <w:right w:type="dxa" w:w="120"/>
+            </w:tcMar>
+          </w:tcPr>
+          <w:p>
+            <w:pPr>
+              <w:jc w:val="left"/>
+            </w:pPr>
+            <w:r>
+              <w:rPr>
+                <w:rFonts w:ascii="Arial" w:cs="Arial" w:eastAsia="Arial" w:hAnsi="Arial"/>
+                <w:b w:val="false"/>
+                <w:bCs w:val="false"/>
+                <w:sz w:val="22"/>
+                <w:szCs w:val="22"/>
+              </w:rPr>
+              <w:t xml:space="preserve">Cues → HSL neighborhoods → AIOs in those neighborhoods → MRO priors linked into the same HSLs (via [MRO.&lt;uuid&gt;] tokens stored in HSL element slots)</w:t>
+            </w:r>
+          </w:p>
+        </w:tc>
+      </w:tr>
+      <w:tr>
+        <w:tc>
+          <w:tcPr>
+            <w:tcW w:type="dxa" w:w="1800"/>
+            <w:tcBorders>
+              <w:top w:val="single" w:color="CCCCCC" w:sz="1"/>
+              <w:left w:val="single" w:color="CCCCCC" w:sz="1"/>
+              <w:bottom w:val="single" w:color="CCCCCC" w:sz="1"/>
+              <w:right w:val="single" w:color="CCCCCC" w:sz="1"/>
+            </w:tcBorders>
+            <w:tcMar>
+              <w:top w:type="dxa" w:w="80"/>
+              <w:left w:type="dxa" w:w="120"/>
+              <w:bottom w:type="dxa" w:w="80"/>
+              <w:right w:type="dxa" w:w="120"/>
+            </w:tcMar>
+          </w:tcPr>
+          <w:p>
+            <w:pPr>
+              <w:jc w:val="left"/>
+            </w:pPr>
+            <w:r>
+              <w:rPr>
+                <w:rFonts w:ascii="Arial" w:cs="Arial" w:eastAsia="Arial" w:hAnsi="Arial"/>
+                <w:b w:val="false"/>
+                <w:bCs w:val="false"/>
+                <w:sz w:val="22"/>
+                <w:szCs w:val="22"/>
+              </w:rPr>
+              <w:t xml:space="preserve">Live</w:t>
+            </w:r>
+          </w:p>
+        </w:tc>
+        <w:tc>
+          <w:tcPr>
+            <w:tcW w:type="dxa" w:w="1800"/>
+            <w:tcBorders>
+              <w:top w:val="single" w:color="CCCCCC" w:sz="1"/>
+              <w:left w:val="single" w:color="CCCCCC" w:sz="1"/>
+              <w:bottom w:val="single" w:color="CCCCCC" w:sz="1"/>
+              <w:right w:val="single" w:color="CCCCCC" w:sz="1"/>
+            </w:tcBorders>
+            <w:tcMar>
+              <w:top w:type="dxa" w:w="80"/>
+              <w:left w:type="dxa" w:w="120"/>
+              <w:bottom w:type="dxa" w:w="80"/>
+              <w:right w:type="dxa" w:w="120"/>
+            </w:tcMar>
+          </w:tcPr>
+          <w:p>
+            <w:pPr>
+              <w:jc w:val="left"/>
+            </w:pPr>
+            <w:r>
+              <w:rPr>
+                <w:rFonts w:ascii="Arial" w:cs="Arial" w:eastAsia="Arial" w:hAnsi="Arial"/>
+                <w:b w:val="false"/>
+                <w:bCs w:val="false"/>
+                <w:sz w:val="22"/>
+                <w:szCs w:val="22"/>
+              </w:rPr>
+              <w:t xml:space="preserve">Heavily</w:t>
+            </w:r>
+          </w:p>
+        </w:tc>
+        <w:tc>
+          <w:tcPr>
+            <w:tcW w:type="dxa" w:w="1800"/>
+            <w:tcBorders>
+              <w:top w:val="single" w:color="CCCCCC" w:sz="1"/>
+              <w:left w:val="single" w:color="CCCCCC" w:sz="1"/>
+              <w:bottom w:val="single" w:color="CCCCCC" w:sz="1"/>
+              <w:right w:val="single" w:color="CCCCCC" w:sz="1"/>
+            </w:tcBorders>
+            <w:tcMar>
+              <w:top w:type="dxa" w:w="80"/>
+              <w:left w:type="dxa" w:w="120"/>
+              <w:bottom w:type="dxa" w:w="80"/>
+              <w:right w:type="dxa" w:w="120"/>
+            </w:tcMar>
+          </w:tcPr>
+          <w:p>
+            <w:pPr>
+              <w:jc w:val="left"/>
+            </w:pPr>
+            <w:r>
+              <w:rPr>
+                <w:rFonts w:ascii="Arial" w:cs="Arial" w:eastAsia="Arial" w:hAnsi="Arial"/>
+                <w:b w:val="false"/>
+                <w:bCs w:val="false"/>
+                <w:sz w:val="22"/>
+                <w:szCs w:val="22"/>
+              </w:rPr>
+              <w:t xml:space="preserve">Secondary</w:t>
+            </w:r>
+          </w:p>
+        </w:tc>
+        <w:tc>
+          <w:tcPr>
+            <w:tcW w:type="dxa" w:w="3960"/>
+            <w:tcBorders>
+              <w:top w:val="single" w:color="CCCCCC" w:sz="1"/>
+              <w:left w:val="single" w:color="CCCCCC" w:sz="1"/>
+              <w:bottom w:val="single" w:color="CCCCCC" w:sz="1"/>
+              <w:right w:val="single" w:color="CCCCCC" w:sz="1"/>
+            </w:tcBorders>
+            <w:tcMar>
+              <w:top w:type="dxa" w:w="80"/>
+              <w:left w:type="dxa" w:w="120"/>
+              <w:bottom w:type="dxa" w:w="80"/>
+              <w:right w:type="dxa" w:w="120"/>
+            </w:tcMar>
+          </w:tcPr>
+          <w:p>
+            <w:pPr>
+              <w:jc w:val="left"/>
+            </w:pPr>
+            <w:r>
+              <w:rPr>
+                <w:rFonts w:ascii="Arial" w:cs="Arial" w:eastAsia="Arial" w:hAnsi="Arial"/>
+                <w:b w:val="false"/>
+                <w:bCs w:val="false"/>
+                <w:sz w:val="22"/>
+                <w:szCs w:val="22"/>
+              </w:rPr>
+              <w:t xml:space="preserve">5-pass HSL probe locates HSLs; their element slots are then mined for AIO row refs AND for [MRO.&lt;uuid&gt;] tokens that pull prior episode findings into the answer</w:t>
+            </w:r>
+          </w:p>
+        </w:tc>
+      </w:tr>
+      <w:tr>
+        <w:tc>
+          <w:tcPr>
+            <w:tcW w:type="dxa" w:w="1800"/>
+            <w:tcBorders>
+              <w:top w:val="single" w:color="CCCCCC" w:sz="1"/>
+              <w:left w:val="single" w:color="CCCCCC" w:sz="1"/>
+              <w:bottom w:val="single" w:color="CCCCCC" w:sz="1"/>
+              <w:right w:val="single" w:color="CCCCCC" w:sz="1"/>
+            </w:tcBorders>
+            <w:tcMar>
+              <w:top w:type="dxa" w:w="80"/>
+              <w:left w:type="dxa" w:w="120"/>
+              <w:bottom w:type="dxa" w:w="80"/>
+              <w:right w:type="dxa" w:w="120"/>
+            </w:tcMar>
+          </w:tcPr>
+          <w:p>
+            <w:pPr>
+              <w:jc w:val="left"/>
+            </w:pPr>
+            <w:r>
+              <w:rPr>
+                <w:rFonts w:ascii="Arial" w:cs="Arial" w:eastAsia="Arial" w:hAnsi="Arial"/>
+                <w:b w:val="false"/>
+                <w:bCs w:val="false"/>
+                <w:sz w:val="22"/>
+                <w:szCs w:val="22"/>
+              </w:rPr>
+              <w:t xml:space="preserve">Exhaustive Live</w:t>
+            </w:r>
+          </w:p>
+        </w:tc>
+        <w:tc>
+          <w:tcPr>
+            <w:tcW w:type="dxa" w:w="1800"/>
+            <w:tcBorders>
+              <w:top w:val="single" w:color="CCCCCC" w:sz="1"/>
+              <w:left w:val="single" w:color="CCCCCC" w:sz="1"/>
+              <w:bottom w:val="single" w:color="CCCCCC" w:sz="1"/>
+              <w:right w:val="single" w:color="CCCCCC" w:sz="1"/>
+            </w:tcBorders>
+            <w:tcMar>
+              <w:top w:type="dxa" w:w="80"/>
+              <w:left w:type="dxa" w:w="120"/>
+              <w:bottom w:type="dxa" w:w="80"/>
+              <w:right w:type="dxa" w:w="120"/>
+            </w:tcMar>
+          </w:tcPr>
+          <w:p>
+            <w:pPr>
+              <w:jc w:val="left"/>
+            </w:pPr>
+            <w:r>
+              <w:rPr>
+                <w:rFonts w:ascii="Arial" w:cs="Arial" w:eastAsia="Arial" w:hAnsi="Arial"/>
+                <w:b w:val="false"/>
+                <w:bCs w:val="false"/>
+                <w:sz w:val="22"/>
+                <w:szCs w:val="22"/>
+              </w:rPr>
+              <w:t xml:space="preserve">Heavily</w:t>
+            </w:r>
+          </w:p>
+        </w:tc>
+        <w:tc>
+          <w:tcPr>
+            <w:tcW w:type="dxa" w:w="1800"/>
+            <w:tcBorders>
+              <w:top w:val="single" w:color="CCCCCC" w:sz="1"/>
+              <w:left w:val="single" w:color="CCCCCC" w:sz="1"/>
+              <w:bottom w:val="single" w:color="CCCCCC" w:sz="1"/>
+              <w:right w:val="single" w:color="CCCCCC" w:sz="1"/>
+            </w:tcBorders>
+            <w:tcMar>
+              <w:top w:type="dxa" w:w="80"/>
+              <w:left w:type="dxa" w:w="120"/>
+              <w:bottom w:type="dxa" w:w="80"/>
+              <w:right w:type="dxa" w:w="120"/>
+            </w:tcMar>
+          </w:tcPr>
+          <w:p>
+            <w:pPr>
+              <w:jc w:val="left"/>
+            </w:pPr>
+            <w:r>
+              <w:rPr>
+                <w:rFonts w:ascii="Arial" w:cs="Arial" w:eastAsia="Arial" w:hAnsi="Arial"/>
+                <w:b w:val="false"/>
+                <w:bCs w:val="false"/>
+                <w:sz w:val="22"/>
+                <w:szCs w:val="22"/>
+              </w:rPr>
+              <w:t xml:space="preserve">Secondary</w:t>
+            </w:r>
+          </w:p>
+        </w:tc>
+        <w:tc>
+          <w:tcPr>
+            <w:tcW w:type="dxa" w:w="3960"/>
+            <w:tcBorders>
+              <w:top w:val="single" w:color="CCCCCC" w:sz="1"/>
+              <w:left w:val="single" w:color="CCCCCC" w:sz="1"/>
+              <w:bottom w:val="single" w:color="CCCCCC" w:sz="1"/>
+              <w:right w:val="single" w:color="CCCCCC" w:sz="1"/>
+            </w:tcBorders>
+            <w:tcMar>
+              <w:top w:type="dxa" w:w="80"/>
+              <w:left w:type="dxa" w:w="120"/>
+              <w:bottom w:type="dxa" w:w="80"/>
+              <w:right w:type="dxa" w:w="120"/>
+            </w:tcMar>
+          </w:tcPr>
+          <w:p>
+            <w:pPr>
+              <w:jc w:val="left"/>
+            </w:pPr>
+            <w:r>
+              <w:rPr>
+                <w:rFonts w:ascii="Arial" w:cs="Arial" w:eastAsia="Arial" w:hAnsi="Arial"/>
+                <w:b w:val="false"/>
+                <w:bCs w:val="false"/>
+                <w:sz w:val="22"/>
+                <w:szCs w:val="22"/>
+              </w:rPr>
+              <w:t xml:space="preserve">Phases 1–3 are byte-identical to Live (same HSL probe, same AIO + MRO extraction). Phase 4 swaps single synthesis for chunked map-reduce.</w:t>
+            </w:r>
+          </w:p>
+        </w:tc>
+      </w:tr>
+      <w:tr>
+        <w:tc>
+          <w:tcPr>
+            <w:tcW w:type="dxa" w:w="1800"/>
+            <w:tcBorders>
+              <w:top w:val="single" w:color="CCCCCC" w:sz="1"/>
+              <w:left w:val="single" w:color="CCCCCC" w:sz="1"/>
+              <w:bottom w:val="single" w:color="CCCCCC" w:sz="1"/>
+              <w:right w:val="single" w:color="CCCCCC" w:sz="1"/>
+            </w:tcBorders>
+            <w:tcMar>
+              <w:top w:type="dxa" w:w="80"/>
+              <w:left w:type="dxa" w:w="120"/>
+              <w:bottom w:type="dxa" w:w="80"/>
+              <w:right w:type="dxa" w:w="120"/>
+            </w:tcMar>
+          </w:tcPr>
+          <w:p>
+            <w:pPr>
+              <w:jc w:val="left"/>
+            </w:pPr>
+            <w:r>
+              <w:rPr>
+                <w:rFonts w:ascii="Arial" w:cs="Arial" w:eastAsia="Arial" w:hAnsi="Arial"/>
+                <w:b w:val="false"/>
+                <w:bCs w:val="false"/>
+                <w:sz w:val="22"/>
+                <w:szCs w:val="22"/>
+              </w:rPr>
+              <w:t xml:space="preserve">Broad</w:t>
+            </w:r>
+          </w:p>
+        </w:tc>
+        <w:tc>
+          <w:tcPr>
+            <w:tcW w:type="dxa" w:w="1800"/>
+            <w:tcBorders>
+              <w:top w:val="single" w:color="CCCCCC" w:sz="1"/>
+              <w:left w:val="single" w:color="CCCCCC" w:sz="1"/>
+              <w:bottom w:val="single" w:color="CCCCCC" w:sz="1"/>
+              <w:right w:val="single" w:color="CCCCCC" w:sz="1"/>
+            </w:tcBorders>
+            <w:tcMar>
+              <w:top w:type="dxa" w:w="80"/>
+              <w:left w:type="dxa" w:w="120"/>
+              <w:bottom w:type="dxa" w:w="80"/>
+              <w:right w:type="dxa" w:w="120"/>
+            </w:tcMar>
+          </w:tcPr>
+          <w:p>
+            <w:pPr>
+              <w:jc w:val="left"/>
+            </w:pPr>
+            <w:r>
+              <w:rPr>
+                <w:rFonts w:ascii="Arial" w:cs="Arial" w:eastAsia="Arial" w:hAnsi="Arial"/>
+                <w:b w:val="false"/>
+                <w:bCs w:val="false"/>
+                <w:sz w:val="22"/>
+                <w:szCs w:val="22"/>
+              </w:rPr>
+              <w:t xml:space="preserve">No</w:t>
+            </w:r>
+          </w:p>
+        </w:tc>
+        <w:tc>
+          <w:tcPr>
+            <w:tcW w:type="dxa" w:w="1800"/>
+            <w:tcBorders>
+              <w:top w:val="single" w:color="CCCCCC" w:sz="1"/>
+              <w:left w:val="single" w:color="CCCCCC" w:sz="1"/>
+              <w:bottom w:val="single" w:color="CCCCCC" w:sz="1"/>
+              <w:right w:val="single" w:color="CCCCCC" w:sz="1"/>
+            </w:tcBorders>
+            <w:tcMar>
+              <w:top w:type="dxa" w:w="80"/>
+              <w:left w:type="dxa" w:w="120"/>
+              <w:bottom w:type="dxa" w:w="80"/>
+              <w:right w:type="dxa" w:w="120"/>
+            </w:tcMar>
+          </w:tcPr>
+          <w:p>
+            <w:pPr>
+              <w:jc w:val="left"/>
+            </w:pPr>
+            <w:r>
+              <w:rPr>
+                <w:rFonts w:ascii="Arial" w:cs="Arial" w:eastAsia="Arial" w:hAnsi="Arial"/>
+                <w:b w:val="false"/>
+                <w:bCs w:val="false"/>
+                <w:sz w:val="22"/>
+                <w:szCs w:val="22"/>
+              </w:rPr>
+              <w:t xml:space="preserve">No</w:t>
+            </w:r>
+          </w:p>
+        </w:tc>
+        <w:tc>
+          <w:tcPr>
+            <w:tcW w:type="dxa" w:w="3960"/>
+            <w:tcBorders>
+              <w:top w:val="single" w:color="CCCCCC" w:sz="1"/>
+              <w:left w:val="single" w:color="CCCCCC" w:sz="1"/>
+              <w:bottom w:val="single" w:color="CCCCCC" w:sz="1"/>
+              <w:right w:val="single" w:color="CCCCCC" w:sz="1"/>
+            </w:tcBorders>
+            <w:tcMar>
+              <w:top w:type="dxa" w:w="80"/>
+              <w:left w:type="dxa" w:w="120"/>
+              <w:bottom w:type="dxa" w:w="80"/>
+              <w:right w:type="dxa" w:w="120"/>
+            </w:tcMar>
+          </w:tcPr>
+          <w:p>
+            <w:pPr>
+              <w:jc w:val="left"/>
+            </w:pPr>
+            <w:r>
+              <w:rPr>
+                <w:rFonts w:ascii="Arial" w:cs="Arial" w:eastAsia="Arial" w:hAnsi="Arial"/>
+                <w:b w:val="false"/>
+                <w:bCs w:val="false"/>
+                <w:sz w:val="22"/>
+                <w:szCs w:val="22"/>
+              </w:rPr>
+              <w:t xml:space="preserve">Ships unranked AIO/HSL window straight to Claude. HSLs are context, not a locator.</w:t>
+            </w:r>
+          </w:p>
+        </w:tc>
+      </w:tr>
+      <w:tr>
+        <w:tc>
+          <w:tcPr>
+            <w:tcW w:type="dxa" w:w="1800"/>
+            <w:tcBorders>
+              <w:top w:val="single" w:color="CCCCCC" w:sz="1"/>
+              <w:left w:val="single" w:color="CCCCCC" w:sz="1"/>
+              <w:bottom w:val="single" w:color="CCCCCC" w:sz="1"/>
+              <w:right w:val="single" w:color="CCCCCC" w:sz="1"/>
+            </w:tcBorders>
+            <w:tcMar>
+              <w:top w:type="dxa" w:w="80"/>
+              <w:left w:type="dxa" w:w="120"/>
+              <w:bottom w:type="dxa" w:w="80"/>
+              <w:right w:type="dxa" w:w="120"/>
+            </w:tcMar>
+          </w:tcPr>
+          <w:p>
+            <w:pPr>
+              <w:jc w:val="left"/>
+            </w:pPr>
+            <w:r>
+              <w:rPr>
+                <w:rFonts w:ascii="Arial" w:cs="Arial" w:eastAsia="Arial" w:hAnsi="Arial"/>
+                <w:b w:val="false"/>
+                <w:bCs w:val="false"/>
+                <w:sz w:val="22"/>
+                <w:szCs w:val="22"/>
+              </w:rPr>
+              <w:t xml:space="preserve">Raw</w:t>
+            </w:r>
+          </w:p>
+        </w:tc>
+        <w:tc>
+          <w:tcPr>
+            <w:tcW w:type="dxa" w:w="1800"/>
+            <w:tcBorders>
+              <w:top w:val="single" w:color="CCCCCC" w:sz="1"/>
+              <w:left w:val="single" w:color="CCCCCC" w:sz="1"/>
+              <w:bottom w:val="single" w:color="CCCCCC" w:sz="1"/>
+              <w:right w:val="single" w:color="CCCCCC" w:sz="1"/>
+            </w:tcBorders>
+            <w:tcMar>
+              <w:top w:type="dxa" w:w="80"/>
+              <w:left w:type="dxa" w:w="120"/>
+              <w:bottom w:type="dxa" w:w="80"/>
+              <w:right w:type="dxa" w:w="120"/>
+            </w:tcMar>
+          </w:tcPr>
+          <w:p>
+            <w:pPr>
+              <w:jc w:val="left"/>
+            </w:pPr>
+            <w:r>
+              <w:rPr>
+                <w:rFonts w:ascii="Arial" w:cs="Arial" w:eastAsia="Arial" w:hAnsi="Arial"/>
+                <w:b w:val="false"/>
+                <w:bCs w:val="false"/>
+                <w:sz w:val="22"/>
+                <w:szCs w:val="22"/>
+              </w:rPr>
+              <w:t xml:space="preserve">No</w:t>
+            </w:r>
+          </w:p>
+        </w:tc>
+        <w:tc>
+          <w:tcPr>
+            <w:tcW w:type="dxa" w:w="1800"/>
+            <w:tcBorders>
+              <w:top w:val="single" w:color="CCCCCC" w:sz="1"/>
+              <w:left w:val="single" w:color="CCCCCC" w:sz="1"/>
+              <w:bottom w:val="single" w:color="CCCCCC" w:sz="1"/>
+              <w:right w:val="single" w:color="CCCCCC" w:sz="1"/>
+            </w:tcBorders>
+            <w:tcMar>
+              <w:top w:type="dxa" w:w="80"/>
+              <w:left w:type="dxa" w:w="120"/>
+              <w:bottom w:type="dxa" w:w="80"/>
+              <w:right w:type="dxa" w:w="120"/>
+            </w:tcMar>
+          </w:tcPr>
+          <w:p>
+            <w:pPr>
+              <w:jc w:val="left"/>
+            </w:pPr>
+            <w:r>
+              <w:rPr>
+                <w:rFonts w:ascii="Arial" w:cs="Arial" w:eastAsia="Arial" w:hAnsi="Arial"/>
+                <w:b w:val="false"/>
+                <w:bCs w:val="false"/>
+                <w:sz w:val="22"/>
+                <w:szCs w:val="22"/>
+              </w:rPr>
+              <w:t xml:space="preserve">No</w:t>
+            </w:r>
+          </w:p>
+        </w:tc>
+        <w:tc>
+          <w:tcPr>
+            <w:tcW w:type="dxa" w:w="3960"/>
+            <w:tcBorders>
+              <w:top w:val="single" w:color="CCCCCC" w:sz="1"/>
+              <w:left w:val="single" w:color="CCCCCC" w:sz="1"/>
+              <w:bottom w:val="single" w:color="CCCCCC" w:sz="1"/>
+              <w:right w:val="single" w:color="CCCCCC" w:sz="1"/>
+            </w:tcBorders>
+            <w:tcMar>
+              <w:top w:type="dxa" w:w="80"/>
+              <w:left w:type="dxa" w:w="120"/>
+              <w:bottom w:type="dxa" w:w="80"/>
+              <w:right w:type="dxa" w:w="120"/>
+            </w:tcMar>
+          </w:tcPr>
+          <w:p>
+            <w:pPr>
+              <w:jc w:val="left"/>
+            </w:pPr>
+            <w:r>
+              <w:rPr>
+                <w:rFonts w:ascii="Arial" w:cs="Arial" w:eastAsia="Arial" w:hAnsi="Arial"/>
+                <w:b w:val="false"/>
+                <w:bCs w:val="false"/>
+                <w:sz w:val="22"/>
+                <w:szCs w:val="22"/>
+              </w:rPr>
+              <w:t xml:space="preserve">Bypasses the substrate entirely — feeds raw CSVs to Claude.</w:t>
+            </w:r>
+          </w:p>
+        </w:tc>
+      </w:tr>
+    </w:tbl>
+    <w:p>
+      <w:pPr>
+        <w:pStyle w:val="Heading2"/>
+        <w:spacing w:after="120" w:before="240"/>
+      </w:pPr>
+      <w:r>
+        <w:rPr>
+          <w:rFonts w:ascii="Arial" w:cs="Arial" w:eastAsia="Arial" w:hAnsi="Arial"/>
+          <w:b/>
+          <w:bCs/>
+          <w:sz w:val="28"/>
+          <w:szCs w:val="28"/>
+        </w:rPr>
+        <w:t xml:space="preserve">10.1 The HSL as unified locator</w:t>
+      </w:r>
+    </w:p>
+    <w:p>
+      <w:pPr>
+        <w:spacing w:after="120"/>
+      </w:pPr>
+      <w:r>
+        <w:t xml:space="preserve">The architecture pulls double duty out of one structure. HSL element slots carry two kinds of tokens, and a single HSL traversal yields both — no separate index for memory:</w:t>
+      </w:r>
+    </w:p>
+    <w:p>
+      <w:pPr>
+        <w:pStyle w:val="ListParagraph"/>
+        <w:numPr>
+          <w:ilvl w:val="0"/>
+          <w:numId w:val="2"/>
+        </w:numPr>
+        <w:spacing w:after="60"/>
+      </w:pPr>
+      <w:r>
+        <w:t xml:space="preserve">AIO refs (e.g. "acc_rfis.csv - Row 162") → resolves to a single AIO row in aio_data</w:t>
+      </w:r>
+    </w:p>
+    <w:p>
+      <w:pPr>
+        <w:pStyle w:val="ListParagraph"/>
+        <w:numPr>
+          <w:ilvl w:val="0"/>
+          <w:numId w:val="2"/>
+        </w:numPr>
+        <w:spacing w:after="60"/>
+      </w:pPr>
+      <w:r>
+        <w:t xml:space="preserve">MRO refs (e.g. "[MRO.&lt;uuid&gt;]") → resolves to a prior retrieval episode in mro_objects</w:t>
+      </w:r>
+    </w:p>
+    <w:p>
+      <w:pPr>
+        <w:spacing w:after="120"/>
+      </w:pPr>
+      <w:r>
+        <w:t xml:space="preserve">The Recall pipeline persists every successful answer as a new MRO and writes a [MRO.&lt;uuid&gt;] token into the seed HSLs' element slots (link-mro endpoint). Future queries that traverse the same HSLs see the prior finding without ever hitting the MRO table directly.</w:t>
+      </w:r>
+    </w:p>
+    <w:p>
+      <w:pPr>
+        <w:pStyle w:val="Heading2"/>
+        <w:spacing w:after="120" w:before="240"/>
+      </w:pPr>
+      <w:r>
+        <w:rPr>
+          <w:rFonts w:ascii="Arial" w:cs="Arial" w:eastAsia="Arial" w:hAnsi="Arial"/>
+          <w:b/>
+          <w:bCs/>
+          <w:sz w:val="28"/>
+          <w:szCs w:val="28"/>
+        </w:rPr>
+        <w:t xml:space="preserve">10.2 Two indexes accelerate the HSL probe</w:t>
+      </w:r>
+    </w:p>
+    <w:tbl>
+      <w:tblPr>
+        <w:tblW w:type="dxa" w:w="9360"/>
+        <w:tblBorders>
+          <w:top w:val="single" w:color="auto" w:sz="4"/>
+          <w:left w:val="single" w:color="auto" w:sz="4"/>
+          <w:bottom w:val="single" w:color="auto" w:sz="4"/>
+          <w:right w:val="single" w:color="auto" w:sz="4"/>
+          <w:insideH w:val="single" w:color="auto" w:sz="4"/>
+          <w:insideV w:val="single" w:color="auto" w:sz="4"/>
+        </w:tblBorders>
+      </w:tblPr>
+      <w:tblGrid>
+        <w:gridCol w:w="3000"/>
+        <w:gridCol w:w="1200"/>
+        <w:gridCol w:w="5160"/>
+      </w:tblGrid>
+      <w:tr>
+        <w:tc>
+          <w:tcPr>
+            <w:tcW w:type="dxa" w:w="3000"/>
+            <w:tcBorders>
+              <w:top w:val="single" w:color="CCCCCC" w:sz="1"/>
+              <w:left w:val="single" w:color="CCCCCC" w:sz="1"/>
+              <w:bottom w:val="single" w:color="CCCCCC" w:sz="1"/>
+              <w:right w:val="single" w:color="CCCCCC" w:sz="1"/>
+            </w:tcBorders>
+            <w:shd w:fill="0F3460" w:val="clear"/>
+            <w:tcMar>
+              <w:top w:type="dxa" w:w="80"/>
+              <w:left w:type="dxa" w:w="120"/>
+              <w:bottom w:type="dxa" w:w="80"/>
+              <w:right w:type="dxa" w:w="120"/>
+            </w:tcMar>
+          </w:tcPr>
+          <w:p>
+            <w:pPr>
+              <w:jc w:val="left"/>
+            </w:pPr>
+            <w:r>
+              <w:rPr>
+                <w:rFonts w:ascii="Arial" w:cs="Arial" w:eastAsia="Arial" w:hAnsi="Arial"/>
+                <w:b/>
+                <w:bCs/>
+                <w:color w:val="FFFFFF"/>
+                <w:sz w:val="22"/>
+                <w:szCs w:val="22"/>
+              </w:rPr>
+              <w:t xml:space="preserve">Index</w:t>
+            </w:r>
+          </w:p>
+        </w:tc>
+        <w:tc>
+          <w:tcPr>
+            <w:tcW w:type="dxa" w:w="1200"/>
+            <w:tcBorders>
+              <w:top w:val="single" w:color="CCCCCC" w:sz="1"/>
+              <w:left w:val="single" w:color="CCCCCC" w:sz="1"/>
+              <w:bottom w:val="single" w:color="CCCCCC" w:sz="1"/>
+              <w:right w:val="single" w:color="CCCCCC" w:sz="1"/>
+            </w:tcBorders>
+            <w:shd w:fill="0F3460" w:val="clear"/>
+            <w:tcMar>
+              <w:top w:type="dxa" w:w="80"/>
+              <w:left w:type="dxa" w:w="120"/>
+              <w:bottom w:type="dxa" w:w="80"/>
+              <w:right w:type="dxa" w:w="120"/>
+            </w:tcMar>
+          </w:tcPr>
+          <w:p>
+            <w:pPr>
+              <w:jc w:val="left"/>
+            </w:pPr>
+            <w:r>
+              <w:rPr>
+                <w:rFonts w:ascii="Arial" w:cs="Arial" w:eastAsia="Arial" w:hAnsi="Arial"/>
+                <w:b/>
+                <w:bCs/>
+                <w:color w:val="FFFFFF"/>
+                <w:sz w:val="22"/>
+                <w:szCs w:val="22"/>
+              </w:rPr>
+              <w:t xml:space="preserve">Migration</w:t>
+            </w:r>
+          </w:p>
+        </w:tc>
+        <w:tc>
+          <w:tcPr>
+            <w:tcW w:type="dxa" w:w="5160"/>
+            <w:tcBorders>
+              <w:top w:val="single" w:color="CCCCCC" w:sz="1"/>
+              <w:left w:val="single" w:color="CCCCCC" w:sz="1"/>
+              <w:bottom w:val="single" w:color="CCCCCC" w:sz="1"/>
+              <w:right w:val="single" w:color="CCCCCC" w:sz="1"/>
+            </w:tcBorders>
+            <w:shd w:fill="0F3460" w:val="clear"/>
+            <w:tcMar>
+              <w:top w:type="dxa" w:w="80"/>
+              <w:left w:type="dxa" w:w="120"/>
+              <w:bottom w:type="dxa" w:w="80"/>
+              <w:right w:type="dxa" w:w="120"/>
+            </w:tcMar>
+          </w:tcPr>
+          <w:p>
+            <w:pPr>
+              <w:jc w:val="left"/>
+            </w:pPr>
+            <w:r>
+              <w:rPr>
+                <w:rFonts w:ascii="Arial" w:cs="Arial" w:eastAsia="Arial" w:hAnsi="Arial"/>
+                <w:b/>
+                <w:bCs/>
+                <w:color w:val="FFFFFF"/>
+                <w:sz w:val="22"/>
+                <w:szCs w:val="22"/>
+              </w:rPr>
+              <w:t xml:space="preserve">What it accelerates</w:t>
+            </w:r>
+          </w:p>
+        </w:tc>
+      </w:tr>
+      <w:tr>
+        <w:tc>
+          <w:tcPr>
+            <w:tcW w:type="dxa" w:w="3000"/>
+            <w:tcBorders>
+              <w:top w:val="single" w:color="CCCCCC" w:sz="1"/>
+              <w:left w:val="single" w:color="CCCCCC" w:sz="1"/>
+              <w:bottom w:val="single" w:color="CCCCCC" w:sz="1"/>
+              <w:right w:val="single" w:color="CCCCCC" w:sz="1"/>
+            </w:tcBorders>
+            <w:tcMar>
+              <w:top w:type="dxa" w:w="80"/>
+              <w:left w:type="dxa" w:w="120"/>
+              <w:bottom w:type="dxa" w:w="80"/>
+              <w:right w:type="dxa" w:w="120"/>
+            </w:tcMar>
+          </w:tcPr>
+          <w:p>
+            <w:pPr>
+              <w:jc w:val="left"/>
+            </w:pPr>
+            <w:r>
+              <w:rPr>
+                <w:rFonts w:ascii="Arial" w:cs="Arial" w:eastAsia="Arial" w:hAnsi="Arial"/>
+                <w:b w:val="false"/>
+                <w:bCs w:val="false"/>
+                <w:sz w:val="22"/>
+                <w:szCs w:val="22"/>
+              </w:rPr>
+              <w:t xml:space="preserve">information_element_refs(field_name, value_lower)</w:t>
+            </w:r>
+          </w:p>
+        </w:tc>
+        <w:tc>
+          <w:tcPr>
+            <w:tcW w:type="dxa" w:w="1200"/>
+            <w:tcBorders>
+              <w:top w:val="single" w:color="CCCCCC" w:sz="1"/>
+              <w:left w:val="single" w:color="CCCCCC" w:sz="1"/>
+              <w:bottom w:val="single" w:color="CCCCCC" w:sz="1"/>
+              <w:right w:val="single" w:color="CCCCCC" w:sz="1"/>
+            </w:tcBorders>
+            <w:tcMar>
+              <w:top w:type="dxa" w:w="80"/>
+              <w:left w:type="dxa" w:w="120"/>
+              <w:bottom w:type="dxa" w:w="80"/>
+              <w:right w:type="dxa" w:w="120"/>
+            </w:tcMar>
+          </w:tcPr>
+          <w:p>
+            <w:pPr>
+              <w:jc w:val="left"/>
+            </w:pPr>
+            <w:r>
+              <w:rPr>
+                <w:rFonts w:ascii="Arial" w:cs="Arial" w:eastAsia="Arial" w:hAnsi="Arial"/>
+                <w:b w:val="false"/>
+                <w:bCs w:val="false"/>
+                <w:sz w:val="22"/>
+                <w:szCs w:val="22"/>
+              </w:rPr>
+              <w:t xml:space="preserve">017</w:t>
+            </w:r>
+          </w:p>
+        </w:tc>
+        <w:tc>
+          <w:tcPr>
+            <w:tcW w:type="dxa" w:w="5160"/>
+            <w:tcBorders>
+              <w:top w:val="single" w:color="CCCCCC" w:sz="1"/>
+              <w:left w:val="single" w:color="CCCCCC" w:sz="1"/>
+              <w:bottom w:val="single" w:color="CCCCCC" w:sz="1"/>
+              <w:right w:val="single" w:color="CCCCCC" w:sz="1"/>
+            </w:tcBorders>
+            <w:tcMar>
+              <w:top w:type="dxa" w:w="80"/>
+              <w:left w:type="dxa" w:w="120"/>
+              <w:bottom w:type="dxa" w:w="80"/>
+              <w:right w:type="dxa" w:w="120"/>
+            </w:tcMar>
+          </w:tcPr>
+          <w:p>
+            <w:pPr>
+              <w:jc w:val="left"/>
+            </w:pPr>
+            <w:r>
+              <w:rPr>
+                <w:rFonts w:ascii="Arial" w:cs="Arial" w:eastAsia="Arial" w:hAnsi="Arial"/>
+                <w:b w:val="false"/>
+                <w:bCs w:val="false"/>
+                <w:sz w:val="22"/>
+                <w:szCs w:val="22"/>
+              </w:rPr>
+              <w:t xml:space="preserve">Field-aware compound probe ([Project.Vance] → owning HSL in one indexed lookup). Strongest precision signal.</w:t>
+            </w:r>
+          </w:p>
+        </w:tc>
+      </w:tr>
+      <w:tr>
+        <w:tc>
+          <w:tcPr>
+            <w:tcW w:type="dxa" w:w="3000"/>
+            <w:tcBorders>
+              <w:top w:val="single" w:color="CCCCCC" w:sz="1"/>
+              <w:left w:val="single" w:color="CCCCCC" w:sz="1"/>
+              <w:bottom w:val="single" w:color="CCCCCC" w:sz="1"/>
+              <w:right w:val="single" w:color="CCCCCC" w:sz="1"/>
+            </w:tcBorders>
+            <w:tcMar>
+              <w:top w:type="dxa" w:w="80"/>
+              <w:left w:type="dxa" w:w="120"/>
+              <w:bottom w:type="dxa" w:w="80"/>
+              <w:right w:type="dxa" w:w="120"/>
+            </w:tcMar>
+          </w:tcPr>
+          <w:p>
+            <w:pPr>
+              <w:jc w:val="left"/>
+            </w:pPr>
+            <w:r>
+              <w:rPr>
+                <w:rFonts w:ascii="Arial" w:cs="Arial" w:eastAsia="Arial" w:hAnsi="Arial"/>
+                <w:b w:val="false"/>
+                <w:bCs w:val="false"/>
+                <w:sz w:val="22"/>
+                <w:szCs w:val="22"/>
+              </w:rPr>
+              <w:t xml:space="preserve">gin_trgm_ops on hsl_name</w:t>
+            </w:r>
+          </w:p>
+        </w:tc>
+        <w:tc>
+          <w:tcPr>
+            <w:tcW w:type="dxa" w:w="1200"/>
+            <w:tcBorders>
+              <w:top w:val="single" w:color="CCCCCC" w:sz="1"/>
+              <w:left w:val="single" w:color="CCCCCC" w:sz="1"/>
+              <w:bottom w:val="single" w:color="CCCCCC" w:sz="1"/>
+              <w:right w:val="single" w:color="CCCCCC" w:sz="1"/>
+            </w:tcBorders>
+            <w:tcMar>
+              <w:top w:type="dxa" w:w="80"/>
+              <w:left w:type="dxa" w:w="120"/>
+              <w:bottom w:type="dxa" w:w="80"/>
+              <w:right w:type="dxa" w:w="120"/>
+            </w:tcMar>
+          </w:tcPr>
+          <w:p>
+            <w:pPr>
+              <w:jc w:val="left"/>
+            </w:pPr>
+            <w:r>
+              <w:rPr>
+                <w:rFonts w:ascii="Arial" w:cs="Arial" w:eastAsia="Arial" w:hAnsi="Arial"/>
+                <w:b w:val="false"/>
+                <w:bCs w:val="false"/>
+                <w:sz w:val="22"/>
+                <w:szCs w:val="22"/>
+              </w:rPr>
+              <w:t xml:space="preserve">029, 031</w:t>
+            </w:r>
+          </w:p>
+        </w:tc>
+        <w:tc>
+          <w:tcPr>
+            <w:tcW w:type="dxa" w:w="5160"/>
+            <w:tcBorders>
+              <w:top w:val="single" w:color="CCCCCC" w:sz="1"/>
+              <w:left w:val="single" w:color="CCCCCC" w:sz="1"/>
+              <w:bottom w:val="single" w:color="CCCCCC" w:sz="1"/>
+              <w:right w:val="single" w:color="CCCCCC" w:sz="1"/>
+            </w:tcBorders>
+            <w:tcMar>
+              <w:top w:type="dxa" w:w="80"/>
+              <w:left w:type="dxa" w:w="120"/>
+              <w:bottom w:type="dxa" w:w="80"/>
+              <w:right w:type="dxa" w:w="120"/>
+            </w:tcMar>
+          </w:tcPr>
+          <w:p>
+            <w:pPr>
+              <w:jc w:val="left"/>
+            </w:pPr>
+            <w:r>
+              <w:rPr>
+                <w:rFonts w:ascii="Arial" w:cs="Arial" w:eastAsia="Arial" w:hAnsi="Arial"/>
+                <w:b w:val="false"/>
+                <w:bCs w:val="false"/>
+                <w:sz w:val="22"/>
+                <w:szCs w:val="22"/>
+              </w:rPr>
+              <w:t xml:space="preserve">Bracket-token substring match when the cue is fuzzy or the field name is unknown. ier_refresh_hsl() backfills element_refs from the bracket token in hsl_name on every insert.</w:t>
+            </w:r>
+          </w:p>
+        </w:tc>
+      </w:tr>
+    </w:tbl>
+    <w:p>
+      <w:pPr>
+        <w:pStyle w:val="Heading2"/>
+        <w:spacing w:after="120" w:before="240"/>
+      </w:pPr>
+      <w:r>
+        <w:rPr>
+          <w:rFonts w:ascii="Arial" w:cs="Arial" w:eastAsia="Arial" w:hAnsi="Arial"/>
+          <w:b/>
+          <w:bCs/>
+          <w:sz w:val="28"/>
+          <w:szCs w:val="28"/>
+        </w:rPr>
+        <w:t xml:space="preserve">10.3 The 5-pass HSL probe (in priority order)</w:t>
+      </w:r>
+    </w:p>
+    <w:p>
+      <w:pPr>
+        <w:spacing w:after="120"/>
+      </w:pPr>
+      <w:r>
+        <w:t xml:space="preserve">Live and Recall take the same 5 passes against the HSL store, in priority order. Each pass runs only if the prior pass didn't fill the early-exit threshold (default 300 HSLs, env-tunable via AIO_SEARCH_HSL_EARLY_EXIT).</w:t>
+      </w:r>
+    </w:p>
+    <w:p>
+      <w:pPr>
+        <w:pStyle w:val="ListParagraph"/>
+        <w:numPr>
+          <w:ilvl w:val="0"/>
+          <w:numId w:val="2"/>
+        </w:numPr>
+        <w:spacing w:after="60"/>
+      </w:pPr>
+      <w:r>
+        <w:t xml:space="preserve">1. Field-aware probe on information_element_refs(field_name, value_lower) — one indexed lookup per (field, value) pair from search_terms</w:t>
+      </w:r>
+    </w:p>
+    <w:p>
+      <w:pPr>
+        <w:pStyle w:val="ListParagraph"/>
+        <w:numPr>
+          <w:ilvl w:val="0"/>
+          <w:numId w:val="2"/>
+        </w:numPr>
+        <w:spacing w:after="60"/>
+      </w:pPr>
+      <w:r>
+        <w:t xml:space="preserve">2. Equality probe on information_element_refs.value_lower — indexed; catches free-keyword cues with no field hint</w:t>
+      </w:r>
+    </w:p>
+    <w:p>
+      <w:pPr>
+        <w:pStyle w:val="ListParagraph"/>
+        <w:numPr>
+          <w:ilvl w:val="0"/>
+          <w:numId w:val="2"/>
+        </w:numPr>
+        <w:spacing w:after="60"/>
+      </w:pPr>
+      <w:r>
+        <w:t xml:space="preserve">3. ILIKE-substring probe on value_lower — trigram-GIN backed; catches partial / fuzzy values</w:t>
+      </w:r>
+    </w:p>
+    <w:p>
+      <w:pPr>
+        <w:pStyle w:val="ListParagraph"/>
+        <w:numPr>
+          <w:ilvl w:val="0"/>
+          <w:numId w:val="2"/>
+        </w:numPr>
+        <w:spacing w:after="60"/>
+      </w:pPr>
+      <w:r>
+        <w:t xml:space="preserve">4. elements_text LIKE — legacy fast path (migration 016); covers HSLs whose value_lower wasn't refreshed</w:t>
+      </w:r>
+    </w:p>
+    <w:p>
+      <w:pPr>
+        <w:pStyle w:val="ListParagraph"/>
+        <w:numPr>
+          <w:ilvl w:val="0"/>
+          <w:numId w:val="2"/>
+        </w:numPr>
+        <w:spacing w:after="60"/>
+      </w:pPr>
+      <w:r>
+        <w:t xml:space="preserve">5. hsl_name ILIKE — unindexed but always works; handles pre-migration databases and named-HSL patterns like [Employee.Sarah Mitchell].hsl</w:t>
+      </w:r>
+    </w:p>
+    <w:p>
+      <w:pPr>
+        <w:spacing w:after="120"/>
+      </w:pPr>
+      <w:r>
+        <w:t xml:space="preserve">Total cap: HSL_CAP=500 by default (env AIO_SEARCH_HSL_CAP); early exit at HSL_EARLY_EXIT=300. Once an HSL is matched, its element slots feed BOTH the AIO gather (Phase 3) and the MRO prior fetch (mro_ids_from_hsl, capped at 5 priors per query).</w:t>
+      </w:r>
+    </w:p>
+    <w:p>
+      <w:pPr>
+        <w:pStyle w:val="Heading2"/>
+        <w:spacing w:after="120" w:before="240"/>
+      </w:pPr>
+      <w:r>
+        <w:rPr>
+          <w:rFonts w:ascii="Arial" w:cs="Arial" w:eastAsia="Arial" w:hAnsi="Arial"/>
+          <w:b/>
+          <w:bCs/>
+          <w:sz w:val="28"/>
+          <w:szCs w:val="28"/>
+        </w:rPr>
+        <w:t xml:space="preserve">10.4 Why this matters for efficiency</w:t>
+      </w:r>
+    </w:p>
+    <w:p>
+      <w:pPr>
+        <w:spacing w:after="120"/>
+      </w:pPr>
+      <w:r>
+        <w:t xml:space="preserve">The HSL fabric is what makes Recall's MRO short-circuit possible at all. Without [MRO.&lt;uuid&gt;] tokens stored in HSL element slots:</w:t>
+      </w:r>
+    </w:p>
+    <w:p>
+      <w:pPr>
+        <w:pStyle w:val="ListParagraph"/>
+        <w:numPr>
+          <w:ilvl w:val="0"/>
+          <w:numId w:val="2"/>
+        </w:numPr>
+        <w:spacing w:after="60"/>
+      </w:pPr>
+      <w:r>
+        <w:t xml:space="preserve">Recall would need a separate similarity search over the MRO table on every query</w:t>
+      </w:r>
+    </w:p>
+    <w:p>
+      <w:pPr>
+        <w:pStyle w:val="ListParagraph"/>
+        <w:numPr>
+          <w:ilvl w:val="0"/>
+          <w:numId w:val="2"/>
+        </w:numPr>
+        <w:spacing w:after="60"/>
+      </w:pPr>
+      <w:r>
+        <w:t xml:space="preserve">Live and Exhaustive Live would never see prior findings unless they made an extra round trip</w:t>
+      </w:r>
+    </w:p>
+    <w:p>
+      <w:pPr>
+        <w:pStyle w:val="ListParagraph"/>
+        <w:numPr>
+          <w:ilvl w:val="0"/>
+          <w:numId w:val="2"/>
+        </w:numPr>
+        <w:spacing w:after="60"/>
+      </w:pPr>
+      <w:r>
+        <w:t xml:space="preserve">Caching would degrade from "lookup" to "search"</w:t>
+      </w:r>
+    </w:p>
+    <w:p>
+      <w:pPr>
+        <w:spacing w:after="120"/>
+      </w:pPr>
+      <w:r>
+        <w:t xml:space="preserve">The fact that one HSL probe yields both candidate AIOs AND candidate MRO priors is the architectural reason Recall costs zero tokens on a cache hit — the lookup is already keyed by the same cues that drove the original answer. Broad and Raw skip the substrate, so they pay full LLM cost on every query and have no path to amortization.</w:t>
       </w:r>
     </w:p>
     <w:sectPr>
@@ -4888,22 +6280,5 @@
       <w:szCs w:val="28"/>
     </w:rPr>
   </w:style>
-  <w:style w:type="paragraph" w:styleId="Heading3">
-    <w:name w:val="Heading 3"/>
-    <w:basedOn w:val="Normal"/>
-    <w:next w:val="Normal"/>
-    <w:qFormat/>
-    <w:pPr>
-      <w:spacing w:after="100" w:before="180"/>
-      <w:outlineLvl w:val="2"/>
-    </w:pPr>
-    <w:rPr>
-      <w:rFonts w:ascii="Arial" w:cs="Arial" w:eastAsia="Arial" w:hAnsi="Arial"/>
-      <w:b/>
-      <w:bCs/>
-      <w:sz w:val="24"/>
-      <w:szCs w:val="24"/>
-    </w:rPr>
-  </w:style>
 </w:styles>
 </file>